--- a/reports/report_style.docx
+++ b/reports/report_style.docx
@@ -1,333 +1,1087 @@
 
 <file path=word/document.xml><?xml version="1.0" encoding="utf-8"?>
-<w:document xmlns:w="http://schemas.openxmlformats.org/wordprocessingml/2006/main" xmlns:m="http://schemas.openxmlformats.org/officeDocument/2006/math" xmlns:r="http://schemas.openxmlformats.org/officeDocument/2006/relationships" xmlns:o="urn:schemas-microsoft-com:office:office" xmlns:v="urn:schemas-microsoft-com:vml" xmlns:w10="urn:schemas-microsoft-com:office:word" xmlns:a="http://schemas.openxmlformats.org/drawingml/2006/main" xmlns:pic="http://schemas.openxmlformats.org/drawingml/2006/picture" xmlns:wp="http://schemas.openxmlformats.org/drawingml/2006/wordprocessingDrawing">
+<w:document xmlns:wpc="http://schemas.microsoft.com/office/word/2010/wordprocessingCanvas" xmlns:cx="http://schemas.microsoft.com/office/drawing/2014/chartex" xmlns:cx1="http://schemas.microsoft.com/office/drawing/2015/9/8/chartex" xmlns:cx2="http://schemas.microsoft.com/office/drawing/2015/10/21/chartex" xmlns:cx3="http://schemas.microsoft.com/office/drawing/2016/5/9/chartex" xmlns:cx4="http://schemas.microsoft.com/office/drawing/2016/5/10/chartex" xmlns:cx5="http://schemas.microsoft.com/office/drawing/2016/5/11/chartex" xmlns:cx6="http://schemas.microsoft.com/office/drawing/2016/5/12/chartex" xmlns:cx7="http://schemas.microsoft.com/office/drawing/2016/5/13/chartex" xmlns:cx8="http://schemas.microsoft.com/office/drawing/2016/5/14/chartex" xmlns:mc="http://schemas.openxmlformats.org/markup-compatibility/2006" xmlns:aink="http://schemas.microsoft.com/office/drawing/2016/ink" xmlns:am3d="http://schemas.microsoft.com/office/drawing/2017/model3d" xmlns:o="urn:schemas-microsoft-com:office:office" xmlns:oel="http://schemas.microsoft.com/office/2019/extlst" xmlns:r="http://schemas.openxmlformats.org/officeDocument/2006/relationships" xmlns:m="http://schemas.openxmlformats.org/officeDocument/2006/math" xmlns:v="urn:schemas-microsoft-com:vml" xmlns:wp14="http://schemas.microsoft.com/office/word/2010/wordprocessingDrawing" xmlns:wp="http://schemas.openxmlformats.org/drawingml/2006/wordprocessingDrawing" xmlns:w10="urn:schemas-microsoft-com:office:word" xmlns:w="http://schemas.openxmlformats.org/wordprocessingml/2006/main" xmlns:w14="http://schemas.microsoft.com/office/word/2010/wordml" xmlns:w15="http://schemas.microsoft.com/office/word/2012/wordml" xmlns:w16cex="http://schemas.microsoft.com/office/word/2018/wordml/cex" xmlns:w16cid="http://schemas.microsoft.com/office/word/2016/wordml/cid" xmlns:w16="http://schemas.microsoft.com/office/word/2018/wordml" xmlns:w16du="http://schemas.microsoft.com/office/word/2023/wordml/word16du" xmlns:w16sdtdh="http://schemas.microsoft.com/office/word/2020/wordml/sdtdatahash" xmlns:w16sdtfl="http://schemas.microsoft.com/office/word/2024/wordml/sdtformatlock" xmlns:w16se="http://schemas.microsoft.com/office/word/2015/wordml/symex" xmlns:wpg="http://schemas.microsoft.com/office/word/2010/wordprocessingGroup" xmlns:wpi="http://schemas.microsoft.com/office/word/2010/wordprocessingInk" xmlns:wne="http://schemas.microsoft.com/office/word/2006/wordml" xmlns:wps="http://schemas.microsoft.com/office/word/2010/wordprocessingShape" mc:Ignorable="w14 w15 w16se w16cid w16 w16cex w16sdtdh w16sdtfl w16du wp14">
   <w:body>
     <w:p>
       <w:pPr>
-        <w:pStyle w:val="Title"/>
-      </w:pPr>
-      <w:r>
-        <w:t xml:space="preserve">Title</w:t>
-      </w:r>
-    </w:p>
-    <w:p>
-      <w:pPr>
-        <w:pStyle w:val="Subtitle"/>
-      </w:pPr>
-      <w:r>
-        <w:t xml:space="preserve">Subtitle</w:t>
-      </w:r>
-    </w:p>
-    <w:p>
-      <w:pPr>
-        <w:pStyle w:val="Author"/>
-      </w:pPr>
-      <w:r>
-        <w:t xml:space="preserve">Author</w:t>
-      </w:r>
-    </w:p>
-    <w:p>
-      <w:pPr>
-        <w:pStyle w:val="Date"/>
-      </w:pPr>
-      <w:r>
-        <w:t xml:space="preserve">Date</w:t>
-      </w:r>
-    </w:p>
-    <w:p>
-      <w:pPr>
-        <w:pStyle w:val="Abstract"/>
-      </w:pPr>
-      <w:r>
-        <w:t xml:space="preserve">Abstract</w:t>
-      </w:r>
+        <w:spacing w:line="276" w:lineRule="auto"/>
+        <w:jc w:val="center"/>
+        <w:rPr>
+          <w:rFonts w:cs="Arial"/>
+          <w:bCs/>
+          <w:sz w:val="44"/>
+          <w:szCs w:val="44"/>
+        </w:rPr>
+      </w:pPr>
+      <w:r>
+        <w:rPr>
+          <w:rFonts w:cs="Arial"/>
+          <w:bCs/>
+          <w:sz w:val="44"/>
+          <w:szCs w:val="44"/>
+        </w:rPr>
+        <w:t>Title</w:t>
+      </w:r>
+    </w:p>
+    <w:p>
+      <w:pPr>
+        <w:spacing w:line="276" w:lineRule="auto"/>
+        <w:jc w:val="center"/>
+        <w:rPr>
+          <w:rFonts w:eastAsia="Times New Roman" w:cs="Arial"/>
+          <w:bCs/>
+          <w:sz w:val="32"/>
+          <w:szCs w:val="32"/>
+          <w:lang w:val="en-GB"/>
+        </w:rPr>
+      </w:pPr>
+      <w:r>
+        <w:rPr>
+          <w:rFonts w:eastAsia="Times New Roman" w:cs="Arial"/>
+          <w:bCs/>
+          <w:sz w:val="32"/>
+          <w:szCs w:val="32"/>
+          <w:lang w:val="en-GB"/>
+        </w:rPr>
+        <w:t>Subtitle</w:t>
+      </w:r>
+    </w:p>
+    <w:p>
+      <w:pPr>
+        <w:spacing w:line="276" w:lineRule="auto"/>
+        <w:rPr>
+          <w:rFonts w:eastAsia="Times New Roman" w:cs="Arial"/>
+          <w:b/>
+        </w:rPr>
+      </w:pPr>
+    </w:p>
+    <w:p>
+      <w:pPr>
+        <w:pStyle w:val="LocationTitle"/>
+      </w:pPr>
+      <w:bookmarkStart w:id="0" w:name="_Hlk529866818"/>
+      <w:r>
+        <w:t>Location</w:t>
+      </w:r>
+    </w:p>
+    <w:p>
+      <w:pPr>
+        <w:pStyle w:val="ProjectNumberTitle"/>
+      </w:pPr>
+      <w:bookmarkStart w:id="1" w:name="_Hlk529866797"/>
+      <w:bookmarkEnd w:id="0"/>
+      <w:r>
+        <w:t xml:space="preserve">Project </w:t>
+      </w:r>
+      <w:bookmarkEnd w:id="1"/>
+      <w:r>
+        <w:t>Number</w:t>
+      </w:r>
+    </w:p>
+    <w:p>
+      <w:pPr>
+        <w:spacing w:line="276" w:lineRule="auto"/>
+        <w:jc w:val="center"/>
+        <w:rPr>
+          <w:rFonts w:eastAsia="Times New Roman" w:cs="Arial"/>
+          <w:lang w:val="en-GB"/>
+        </w:rPr>
+      </w:pPr>
+      <w:r>
+        <w:rPr>
+          <w:rFonts w:eastAsia="Times New Roman" w:cs="Arial"/>
+          <w:sz w:val="26"/>
+          <w:szCs w:val="26"/>
+          <w:lang w:val="en-GB"/>
+        </w:rPr>
+        <w:t>_____________________________________________________</w:t>
+      </w:r>
+    </w:p>
+    <w:p>
+      <w:pPr>
+        <w:spacing w:line="276" w:lineRule="auto"/>
+        <w:jc w:val="center"/>
+        <w:rPr>
+          <w:rFonts w:eastAsia="Times New Roman" w:cs="Arial"/>
+          <w:lang w:val="en-GB"/>
+        </w:rPr>
+      </w:pPr>
+      <w:r>
+        <w:rPr>
+          <w:rFonts w:eastAsia="Times New Roman" w:cs="Arial"/>
+          <w:lang w:val="en-GB"/>
+        </w:rPr>
+        <w:t>Date</w:t>
+      </w:r>
+    </w:p>
+    <w:p>
+      <w:pPr>
+        <w:spacing w:line="276" w:lineRule="auto"/>
+        <w:rPr>
+          <w:rFonts w:eastAsia="Times New Roman" w:cs="Arial"/>
+          <w:lang w:val="en-GB"/>
+        </w:rPr>
+      </w:pPr>
+    </w:p>
+    <w:p>
+      <w:pPr>
+        <w:spacing w:line="276" w:lineRule="auto"/>
+        <w:rPr>
+          <w:rFonts w:eastAsia="Times New Roman" w:cs="Arial"/>
+          <w:lang w:val="en-GB"/>
+        </w:rPr>
+      </w:pPr>
+    </w:p>
+    <w:p>
+      <w:pPr>
+        <w:spacing w:line="276" w:lineRule="auto"/>
+        <w:rPr>
+          <w:rFonts w:eastAsia="Times New Roman" w:cs="Arial"/>
+          <w:lang w:val="en-GB"/>
+        </w:rPr>
+      </w:pPr>
+    </w:p>
+    <w:p>
+      <w:pPr>
+        <w:spacing w:line="276" w:lineRule="auto"/>
+        <w:rPr>
+          <w:rFonts w:eastAsia="Times New Roman" w:cs="Arial"/>
+          <w:lang w:val="en-GB"/>
+        </w:rPr>
+      </w:pPr>
+    </w:p>
+    <w:p>
+      <w:pPr>
+        <w:pStyle w:val="PreparedFor"/>
+      </w:pPr>
+      <w:r>
+        <w:t xml:space="preserve">Prepared For: </w:t>
+      </w:r>
+      <w:r>
+        <w:t>Client</w:t>
+      </w:r>
+    </w:p>
+    <w:p>
+      <w:pPr>
+        <w:spacing w:line="276" w:lineRule="auto"/>
+        <w:jc w:val="center"/>
+        <w:rPr>
+          <w:rFonts w:eastAsia="Times New Roman" w:cs="Arial"/>
+          <w:sz w:val="16"/>
+          <w:szCs w:val="16"/>
+        </w:rPr>
+      </w:pPr>
+    </w:p>
+    <w:p>
+      <w:pPr>
+        <w:pStyle w:val="Clientaddress"/>
+      </w:pPr>
+      <w:r>
+        <w:t>Client address</w:t>
+      </w:r>
+    </w:p>
+    <w:p>
+      <w:pPr>
+        <w:spacing w:line="276" w:lineRule="auto"/>
+        <w:jc w:val="center"/>
+        <w:rPr>
+          <w:rFonts w:eastAsia="Times New Roman" w:cs="Arial"/>
+          <w:sz w:val="16"/>
+          <w:szCs w:val="16"/>
+        </w:rPr>
+      </w:pPr>
+    </w:p>
+    <w:p>
+      <w:pPr>
+        <w:spacing w:line="276" w:lineRule="auto"/>
+        <w:rPr>
+          <w:rFonts w:eastAsia="Times New Roman" w:cs="Arial"/>
+          <w:vanish/>
+        </w:rPr>
+      </w:pPr>
+    </w:p>
+    <w:p>
+      <w:pPr>
+        <w:spacing w:line="276" w:lineRule="auto"/>
+        <w:rPr>
+          <w:rFonts w:eastAsia="Times New Roman" w:cs="Arial"/>
+          <w:vanish/>
+        </w:rPr>
+      </w:pPr>
+    </w:p>
+    <w:p>
+      <w:pPr>
+        <w:spacing w:line="276" w:lineRule="auto"/>
+        <w:rPr>
+          <w:rFonts w:eastAsia="Times New Roman" w:cs="Arial"/>
+          <w:b/>
+          <w:lang w:val="en-GB"/>
+        </w:rPr>
+      </w:pPr>
+    </w:p>
+    <w:p>
+      <w:pPr>
+        <w:pStyle w:val="PreparedByTitle"/>
+      </w:pPr>
+      <w:r>
+        <w:t>Prepared By:</w:t>
+      </w:r>
+    </w:p>
+    <w:p>
+      <w:pPr>
+        <w:pStyle w:val="PreparedByTitle"/>
+        <w:rPr>
+          <w:sz w:val="18"/>
+        </w:rPr>
+      </w:pPr>
+      <w:r>
+        <w:rPr>
+          <w:noProof/>
+          <w:sz w:val="18"/>
+        </w:rPr>
+        <w:drawing>
+          <wp:inline distT="0" distB="0" distL="0" distR="0" wp14:anchorId="17FB1CA0" wp14:editId="1785D9E7">
+            <wp:extent cx="2626567" cy="393984"/>
+            <wp:effectExtent l="0" t="0" r="0" b="6350"/>
+            <wp:docPr id="13" name="Picture 13"/>
+            <wp:cNvGraphicFramePr>
+              <a:graphicFrameLocks xmlns:a="http://schemas.openxmlformats.org/drawingml/2006/main" noChangeAspect="1"/>
+            </wp:cNvGraphicFramePr>
+            <a:graphic xmlns:a="http://schemas.openxmlformats.org/drawingml/2006/main">
+              <a:graphicData uri="http://schemas.openxmlformats.org/drawingml/2006/picture">
+                <pic:pic xmlns:pic="http://schemas.openxmlformats.org/drawingml/2006/picture">
+                  <pic:nvPicPr>
+                    <pic:cNvPr id="13" name="Picture 13"/>
+                    <pic:cNvPicPr/>
+                  </pic:nvPicPr>
+                  <pic:blipFill>
+                    <a:blip r:embed="rId8">
+                      <a:extLst>
+                        <a:ext uri="{28A0092B-C50C-407E-A947-70E740481C1C}">
+                          <a14:useLocalDpi xmlns:a14="http://schemas.microsoft.com/office/drawing/2010/main" val="0"/>
+                        </a:ext>
+                      </a:extLst>
+                    </a:blip>
+                    <a:stretch>
+                      <a:fillRect/>
+                    </a:stretch>
+                  </pic:blipFill>
+                  <pic:spPr>
+                    <a:xfrm>
+                      <a:off x="0" y="0"/>
+                      <a:ext cx="2655234" cy="398284"/>
+                    </a:xfrm>
+                    <a:prstGeom prst="rect">
+                      <a:avLst/>
+                    </a:prstGeom>
+                  </pic:spPr>
+                </pic:pic>
+              </a:graphicData>
+            </a:graphic>
+          </wp:inline>
+        </w:drawing>
+      </w:r>
+    </w:p>
+    <w:p>
+      <w:pPr>
+        <w:pStyle w:val="PreparedByTitle"/>
+        <w:rPr>
+          <w:rFonts w:ascii="Arial" w:hAnsi="Arial"/>
+          <w:bCs/>
+          <w:sz w:val="16"/>
+        </w:rPr>
+      </w:pPr>
+      <w:bookmarkStart w:id="2" w:name="_Hlk529866858"/>
+      <w:r>
+        <w:rPr>
+          <w:rFonts w:ascii="Arial" w:hAnsi="Arial"/>
+          <w:bCs/>
+          <w:sz w:val="16"/>
+        </w:rPr>
+        <w:t>11466 Winterburn Road NW Edmonton, AB T5S 2Y3</w:t>
+      </w:r>
+    </w:p>
+    <w:p>
+      <w:pPr>
+        <w:pStyle w:val="PreparedByTitle"/>
+        <w:rPr>
+          <w:rFonts w:ascii="Arial" w:hAnsi="Arial"/>
+          <w:bCs/>
+          <w:sz w:val="16"/>
+        </w:rPr>
+      </w:pPr>
+      <w:r>
+        <w:rPr>
+          <w:rFonts w:ascii="Arial" w:hAnsi="Arial"/>
+          <w:bCs/>
+          <w:sz w:val="16"/>
+        </w:rPr>
+        <w:t>Phone (780) 455-4292</w:t>
+      </w:r>
+    </w:p>
+    <w:p>
+      <w:pPr>
+        <w:pStyle w:val="PreparedByTitle"/>
+        <w:rPr>
+          <w:rFonts w:ascii="Arial" w:hAnsi="Arial"/>
+          <w:bCs/>
+          <w:sz w:val="16"/>
+          <w:u w:val="single"/>
+        </w:rPr>
+      </w:pPr>
+      <w:hyperlink r:id="rId9" w:history="1">
+        <w:r>
+          <w:rPr>
+            <w:rFonts w:ascii="Arial" w:hAnsi="Arial"/>
+            <w:bCs/>
+            <w:sz w:val="16"/>
+            <w:u w:val="single"/>
+          </w:rPr>
+          <w:t>www.green-plan.com</w:t>
+        </w:r>
+      </w:hyperlink>
+      <w:bookmarkEnd w:id="2"/>
+    </w:p>
+    <w:p>
+      <w:pPr>
+        <w:rPr>
+          <w:rFonts w:ascii="Arial" w:hAnsi="Arial" w:cs="Arial"/>
+          <w:sz w:val="20"/>
+          <w:szCs w:val="20"/>
+        </w:rPr>
+      </w:pPr>
+      <w:r>
+        <w:rPr>
+          <w:rFonts w:ascii="Arial" w:hAnsi="Arial" w:cs="Arial"/>
+        </w:rPr>
+        <w:br w:type="page"/>
+      </w:r>
+    </w:p>
+    <w:p>
+      <w:pPr>
+        <w:pStyle w:val="ExecutiveSummary"/>
+        <w:rPr>
+          <w:rFonts w:ascii="Arial" w:hAnsi="Arial" w:cs="Arial"/>
+          <w:sz w:val="24"/>
+          <w:szCs w:val="24"/>
+        </w:rPr>
+      </w:pPr>
+      <w:r>
+        <w:rPr>
+          <w:rFonts w:ascii="Arial" w:hAnsi="Arial" w:cs="Arial"/>
+          <w:sz w:val="24"/>
+          <w:szCs w:val="24"/>
+        </w:rPr>
+        <w:lastRenderedPageBreak/>
+        <w:t>Executive Summary</w:t>
+      </w:r>
+    </w:p>
+    <w:p>
+      <w:pPr>
+        <w:pStyle w:val="TableofContents"/>
+        <w:rPr>
+          <w:bCs/>
+        </w:rPr>
+      </w:pPr>
+      <w:r>
+        <w:t>Table of Contents</w:t>
+      </w:r>
+    </w:p>
+    <w:p>
+      <w:pPr>
+        <w:pStyle w:val="ListofFigures"/>
+        <w:rPr>
+          <w:noProof/>
+        </w:rPr>
+      </w:pPr>
+      <w:r>
+        <w:t>List of Figures</w:t>
+      </w:r>
+      <w:r>
+        <w:fldChar w:fldCharType="begin"/>
+      </w:r>
+      <w:r>
+        <w:instrText xml:space="preserve"> TOC \h \z \c "Figure" </w:instrText>
+      </w:r>
+      <w:r>
+        <w:fldChar w:fldCharType="separate"/>
+      </w:r>
+    </w:p>
+    <w:p>
+      <w:pPr>
+        <w:pStyle w:val="ListofTables"/>
+      </w:pPr>
+      <w:r>
+        <w:fldChar w:fldCharType="end"/>
+      </w:r>
+      <w:r>
+        <w:t>List of Tables</w:t>
+      </w:r>
+    </w:p>
+    <w:p>
+      <w:pPr>
+        <w:pStyle w:val="BodyText"/>
+      </w:pPr>
     </w:p>
     <w:p>
       <w:pPr>
         <w:pStyle w:val="Heading1"/>
       </w:pPr>
-      <w:bookmarkStart w:id="21" w:name="heading-1"/>
-      <w:r>
-        <w:t xml:space="preserve">Heading 1</w:t>
-      </w:r>
-      <w:bookmarkEnd w:id="21"/>
+      <w:bookmarkStart w:id="3" w:name="heading-1"/>
+      <w:r>
+        <w:t>Heading 1</w:t>
+      </w:r>
+      <w:bookmarkEnd w:id="3"/>
     </w:p>
     <w:p>
       <w:pPr>
         <w:pStyle w:val="Heading2"/>
-      </w:pPr>
-      <w:bookmarkStart w:id="22" w:name="heading-2"/>
-      <w:r>
-        <w:t xml:space="preserve">Heading 2</w:t>
-      </w:r>
-      <w:bookmarkEnd w:id="22"/>
+        <w:rPr>
+          <w:rFonts w:ascii="Arial" w:hAnsi="Arial" w:cs="Arial"/>
+          <w:color w:val="53950F"/>
+        </w:rPr>
+      </w:pPr>
+      <w:bookmarkStart w:id="4" w:name="heading-2"/>
+      <w:r>
+        <w:rPr>
+          <w:rFonts w:ascii="Arial" w:hAnsi="Arial" w:cs="Arial"/>
+          <w:color w:val="53950F"/>
+        </w:rPr>
+        <w:t>Heading 2</w:t>
+      </w:r>
+      <w:bookmarkEnd w:id="4"/>
     </w:p>
     <w:p>
       <w:pPr>
         <w:pStyle w:val="Heading3"/>
-      </w:pPr>
-      <w:bookmarkStart w:id="23" w:name="heading-3"/>
-      <w:r>
-        <w:t xml:space="preserve">Heading 3</w:t>
-      </w:r>
-      <w:bookmarkEnd w:id="23"/>
+        <w:rPr>
+          <w:rFonts w:ascii="Arial" w:hAnsi="Arial" w:cs="Arial"/>
+          <w:color w:val="53950F"/>
+        </w:rPr>
+      </w:pPr>
+      <w:bookmarkStart w:id="5" w:name="heading-3"/>
+      <w:r>
+        <w:rPr>
+          <w:rFonts w:ascii="Arial" w:hAnsi="Arial" w:cs="Arial"/>
+          <w:color w:val="53950F"/>
+        </w:rPr>
+        <w:t>Heading 3</w:t>
+      </w:r>
+      <w:bookmarkEnd w:id="5"/>
     </w:p>
     <w:p>
       <w:pPr>
         <w:pStyle w:val="Heading4"/>
-      </w:pPr>
-      <w:bookmarkStart w:id="24" w:name="heading-4"/>
-      <w:r>
-        <w:t xml:space="preserve">Heading 4</w:t>
-      </w:r>
-      <w:bookmarkEnd w:id="24"/>
+        <w:rPr>
+          <w:rFonts w:ascii="Arial" w:hAnsi="Arial" w:cs="Arial"/>
+          <w:color w:val="53950F"/>
+        </w:rPr>
+      </w:pPr>
+      <w:bookmarkStart w:id="6" w:name="heading-4"/>
+      <w:r>
+        <w:rPr>
+          <w:rFonts w:ascii="Arial" w:hAnsi="Arial" w:cs="Arial"/>
+          <w:color w:val="53950F"/>
+        </w:rPr>
+        <w:t>Heading 4</w:t>
+      </w:r>
+      <w:bookmarkEnd w:id="6"/>
     </w:p>
     <w:p>
       <w:pPr>
         <w:pStyle w:val="Heading5"/>
-      </w:pPr>
-      <w:bookmarkStart w:id="25" w:name="heading-5"/>
-      <w:r>
-        <w:t xml:space="preserve">Heading 5</w:t>
-      </w:r>
-      <w:bookmarkEnd w:id="25"/>
+        <w:rPr>
+          <w:rFonts w:ascii="Arial" w:hAnsi="Arial" w:cs="Arial"/>
+          <w:color w:val="53950F"/>
+        </w:rPr>
+      </w:pPr>
+      <w:bookmarkStart w:id="7" w:name="heading-5"/>
+      <w:r>
+        <w:rPr>
+          <w:rFonts w:ascii="Arial" w:hAnsi="Arial" w:cs="Arial"/>
+          <w:color w:val="53950F"/>
+        </w:rPr>
+        <w:t>Heading 5</w:t>
+      </w:r>
+      <w:bookmarkEnd w:id="7"/>
     </w:p>
     <w:p>
       <w:pPr>
         <w:pStyle w:val="Heading6"/>
-      </w:pPr>
-      <w:bookmarkStart w:id="26" w:name="heading-6"/>
-      <w:r>
-        <w:t xml:space="preserve">Heading 6</w:t>
-      </w:r>
-      <w:bookmarkEnd w:id="26"/>
+        <w:rPr>
+          <w:rFonts w:ascii="Arial" w:hAnsi="Arial" w:cs="Arial"/>
+          <w:color w:val="53950F"/>
+        </w:rPr>
+      </w:pPr>
+      <w:bookmarkStart w:id="8" w:name="heading-6"/>
+      <w:r>
+        <w:rPr>
+          <w:rFonts w:ascii="Arial" w:hAnsi="Arial" w:cs="Arial"/>
+          <w:color w:val="53950F"/>
+        </w:rPr>
+        <w:t>Heading 6</w:t>
+      </w:r>
+      <w:bookmarkEnd w:id="8"/>
     </w:p>
     <w:p>
       <w:pPr>
         <w:pStyle w:val="Heading7"/>
-      </w:pPr>
-      <w:bookmarkStart w:id="27" w:name="heading-7"/>
-      <w:r>
-        <w:t xml:space="preserve">Heading 7</w:t>
-      </w:r>
-      <w:bookmarkEnd w:id="27"/>
+        <w:rPr>
+          <w:rFonts w:ascii="Arial" w:hAnsi="Arial" w:cs="Arial"/>
+          <w:color w:val="53950F"/>
+        </w:rPr>
+      </w:pPr>
+      <w:bookmarkStart w:id="9" w:name="heading-7"/>
+      <w:r>
+        <w:rPr>
+          <w:rFonts w:ascii="Arial" w:hAnsi="Arial" w:cs="Arial"/>
+          <w:color w:val="53950F"/>
+        </w:rPr>
+        <w:t>Heading 7</w:t>
+      </w:r>
+      <w:bookmarkEnd w:id="9"/>
     </w:p>
     <w:p>
       <w:pPr>
         <w:pStyle w:val="Heading8"/>
-      </w:pPr>
-      <w:bookmarkStart w:id="28" w:name="heading-8"/>
-      <w:r>
-        <w:t xml:space="preserve">Heading 8</w:t>
-      </w:r>
-      <w:bookmarkEnd w:id="28"/>
+        <w:rPr>
+          <w:rFonts w:ascii="Arial" w:hAnsi="Arial" w:cs="Arial"/>
+          <w:color w:val="53950F"/>
+        </w:rPr>
+      </w:pPr>
+      <w:bookmarkStart w:id="10" w:name="heading-8"/>
+      <w:r>
+        <w:rPr>
+          <w:rFonts w:ascii="Arial" w:hAnsi="Arial" w:cs="Arial"/>
+          <w:color w:val="53950F"/>
+        </w:rPr>
+        <w:t>Heading 8</w:t>
+      </w:r>
+      <w:bookmarkEnd w:id="10"/>
     </w:p>
     <w:p>
       <w:pPr>
         <w:pStyle w:val="Heading9"/>
-      </w:pPr>
-      <w:bookmarkStart w:id="29" w:name="heading-9"/>
-      <w:r>
-        <w:t xml:space="preserve">Heading 9</w:t>
-      </w:r>
-      <w:bookmarkEnd w:id="29"/>
+        <w:rPr>
+          <w:rFonts w:ascii="Arial" w:hAnsi="Arial" w:cs="Arial"/>
+          <w:color w:val="53950F"/>
+        </w:rPr>
+      </w:pPr>
+      <w:bookmarkStart w:id="11" w:name="heading-9"/>
+      <w:r>
+        <w:rPr>
+          <w:rFonts w:ascii="Arial" w:hAnsi="Arial" w:cs="Arial"/>
+          <w:color w:val="53950F"/>
+        </w:rPr>
+        <w:t>Heading 9</w:t>
+      </w:r>
+      <w:bookmarkEnd w:id="11"/>
     </w:p>
     <w:p>
       <w:pPr>
         <w:pStyle w:val="FirstParagraph"/>
-      </w:pPr>
-      <w:r>
-        <w:t xml:space="preserve">First Paragraph.</w:t>
+        <w:spacing w:before="0" w:line="276" w:lineRule="auto"/>
+        <w:rPr>
+          <w:rFonts w:ascii="Arial" w:hAnsi="Arial" w:cs="Arial"/>
+        </w:rPr>
+      </w:pPr>
+      <w:r>
+        <w:rPr>
+          <w:rFonts w:ascii="Arial" w:hAnsi="Arial" w:cs="Arial"/>
+        </w:rPr>
+        <w:t>First Paragraph.</w:t>
       </w:r>
     </w:p>
     <w:p>
       <w:pPr>
         <w:pStyle w:val="BodyText"/>
-      </w:pPr>
-      <w:r>
-        <w:t xml:space="preserve">Body Text. Body Text Char.</w:t>
-      </w:r>
-      <w:r>
-        <w:t xml:space="preserve"> </w:t>
+        <w:spacing w:before="0" w:line="276" w:lineRule="auto"/>
+        <w:rPr>
+          <w:rFonts w:ascii="Arial" w:hAnsi="Arial" w:cs="Arial"/>
+        </w:rPr>
+      </w:pPr>
+      <w:r>
+        <w:rPr>
+          <w:rFonts w:ascii="Arial" w:hAnsi="Arial" w:cs="Arial"/>
+        </w:rPr>
+        <w:t xml:space="preserve">Body Text. Body Text Char. </w:t>
       </w:r>
       <w:r>
         <w:rPr>
           <w:rStyle w:val="VerbatimChar"/>
-        </w:rPr>
-        <w:t xml:space="preserve">Verbatim Char</w:t>
-      </w:r>
-      <w:r>
-        <w:t xml:space="preserve">.</w:t>
-      </w:r>
-      <w:r>
-        <w:t xml:space="preserve"> </w:t>
-      </w:r>
-      <w:hyperlink r:id="rId30">
+          <w:rFonts w:ascii="Arial" w:hAnsi="Arial" w:cs="Arial"/>
+        </w:rPr>
+        <w:t>Verbatim Char</w:t>
+      </w:r>
+      <w:r>
+        <w:rPr>
+          <w:rFonts w:ascii="Arial" w:hAnsi="Arial" w:cs="Arial"/>
+        </w:rPr>
+        <w:t xml:space="preserve">. </w:t>
+      </w:r>
+      <w:hyperlink r:id="rId10">
         <w:r>
           <w:rPr>
             <w:rStyle w:val="Hyperlink"/>
+            <w:rFonts w:ascii="Arial" w:hAnsi="Arial" w:cs="Arial"/>
           </w:rPr>
-          <w:t xml:space="preserve">Hyperlink</w:t>
+          <w:t>Hyperlink</w:t>
         </w:r>
       </w:hyperlink>
       <w:r>
-        <w:t xml:space="preserve">.</w:t>
-      </w:r>
-      <w:r>
-        <w:t xml:space="preserve"> </w:t>
-      </w:r>
-      <w:r>
-        <w:t xml:space="preserve">Footnote.</w:t>
+        <w:rPr>
+          <w:rFonts w:ascii="Arial" w:hAnsi="Arial" w:cs="Arial"/>
+        </w:rPr>
+        <w:t>. Footnote.</w:t>
       </w:r>
       <w:r>
         <w:rPr>
           <w:rStyle w:val="FootnoteReference"/>
-        </w:rPr>
-        <w:footnoteReference w:id="31"/>
+          <w:rFonts w:ascii="Arial" w:hAnsi="Arial" w:cs="Arial"/>
+        </w:rPr>
+        <w:footnoteReference w:id="1"/>
       </w:r>
     </w:p>
     <w:p>
       <w:pPr>
         <w:pStyle w:val="BlockText"/>
-      </w:pPr>
-      <w:r>
-        <w:t xml:space="preserve">Block Text.</w:t>
-      </w:r>
-    </w:p>
-    <w:p>
-      <w:pPr>
-        <w:pStyle w:val="TableCaption"/>
-      </w:pPr>
-      <w:r>
-        <w:t xml:space="preserve">Table caption.</w:t>
+        <w:rPr>
+          <w:rFonts w:ascii="Arial" w:hAnsi="Arial" w:cs="Arial"/>
+        </w:rPr>
+      </w:pPr>
+      <w:r>
+        <w:rPr>
+          <w:rFonts w:ascii="Arial" w:hAnsi="Arial" w:cs="Arial"/>
+        </w:rPr>
+        <w:t>Block Text.</w:t>
+      </w:r>
+    </w:p>
+    <w:p>
+      <w:pPr>
+        <w:pStyle w:val="Tablecaption0"/>
+      </w:pPr>
+      <w:r>
+        <w:t>Table caption.</w:t>
       </w:r>
     </w:p>
     <w:tbl>
       <w:tblPr>
-        <w:tblStyle w:val="Table"/>
-        <w:tblLook w:firstRow="1"/>
-        <w:tblCaption w:val="Table caption."/>
+        <w:tblStyle w:val="ListTable4-Accent6"/>
+        <w:tblW w:w="0" w:type="auto"/>
+        <w:tblLook w:val="07E0" w:firstRow="1" w:lastRow="1" w:firstColumn="1" w:lastColumn="1" w:noHBand="1" w:noVBand="1"/>
       </w:tblPr>
-      <w:tblGrid/>
+      <w:tblGrid>
+        <w:gridCol w:w="843"/>
+        <w:gridCol w:w="843"/>
+      </w:tblGrid>
       <w:tr>
         <w:trPr>
-          <w:cnfStyle w:firstRow="1" w:val="100000000000"/>
+          <w:cnfStyle w:val="100000000000" w:firstRow="1" w:lastRow="0" w:firstColumn="0" w:lastColumn="0" w:oddVBand="0" w:evenVBand="0" w:oddHBand="0" w:evenHBand="0" w:firstRowFirstColumn="0" w:firstRowLastColumn="0" w:lastRowFirstColumn="0" w:lastRowLastColumn="0"/>
         </w:trPr>
         <w:tc>
           <w:tcPr>
-            <w:tcBorders>
-              <w:bottom w:val="single"/>
-            </w:tcBorders>
-            <w:vAlign w:val="bottom"/>
+            <w:cnfStyle w:val="001000000000" w:firstRow="0" w:lastRow="0" w:firstColumn="1" w:lastColumn="0" w:oddVBand="0" w:evenVBand="0" w:oddHBand="0" w:evenHBand="0" w:firstRowFirstColumn="0" w:firstRowLastColumn="0" w:lastRowFirstColumn="0" w:lastRowLastColumn="0"/>
+            <w:tcW w:w="0" w:type="auto"/>
           </w:tcPr>
           <w:p>
             <w:pPr>
               <w:pStyle w:val="Compact"/>
-              <w:jc w:val="left"/>
+              <w:rPr>
+                <w:rFonts w:ascii="Arial" w:hAnsi="Arial" w:cs="Arial"/>
+              </w:rPr>
             </w:pPr>
             <w:r>
-              <w:t xml:space="preserve">Table</w:t>
+              <w:rPr>
+                <w:rFonts w:ascii="Arial" w:hAnsi="Arial" w:cs="Arial"/>
+              </w:rPr>
+              <w:t>Table</w:t>
             </w:r>
           </w:p>
         </w:tc>
         <w:tc>
           <w:tcPr>
-            <w:tcBorders>
-              <w:bottom w:val="single"/>
-            </w:tcBorders>
-            <w:vAlign w:val="bottom"/>
+            <w:cnfStyle w:val="000100000000" w:firstRow="0" w:lastRow="0" w:firstColumn="0" w:lastColumn="1" w:oddVBand="0" w:evenVBand="0" w:oddHBand="0" w:evenHBand="0" w:firstRowFirstColumn="0" w:firstRowLastColumn="0" w:lastRowFirstColumn="0" w:lastRowLastColumn="0"/>
+            <w:tcW w:w="0" w:type="auto"/>
           </w:tcPr>
           <w:p>
             <w:pPr>
               <w:pStyle w:val="Compact"/>
-              <w:jc w:val="left"/>
+              <w:rPr>
+                <w:rFonts w:ascii="Arial" w:hAnsi="Arial" w:cs="Arial"/>
+              </w:rPr>
             </w:pPr>
             <w:r>
-              <w:t xml:space="preserve">Table</w:t>
+              <w:rPr>
+                <w:rFonts w:ascii="Arial" w:hAnsi="Arial" w:cs="Arial"/>
+              </w:rPr>
+              <w:t>Table</w:t>
             </w:r>
           </w:p>
         </w:tc>
       </w:tr>
       <w:tr>
         <w:tc>
+          <w:tcPr>
+            <w:cnfStyle w:val="001000000000" w:firstRow="0" w:lastRow="0" w:firstColumn="1" w:lastColumn="0" w:oddVBand="0" w:evenVBand="0" w:oddHBand="0" w:evenHBand="0" w:firstRowFirstColumn="0" w:firstRowLastColumn="0" w:lastRowFirstColumn="0" w:lastRowLastColumn="0"/>
+            <w:tcW w:w="0" w:type="auto"/>
+          </w:tcPr>
           <w:p>
             <w:pPr>
               <w:pStyle w:val="Compact"/>
-              <w:jc w:val="left"/>
+              <w:rPr>
+                <w:rFonts w:ascii="Arial" w:hAnsi="Arial" w:cs="Arial"/>
+              </w:rPr>
             </w:pPr>
             <w:r>
-              <w:t xml:space="preserve">1</w:t>
+              <w:rPr>
+                <w:rFonts w:ascii="Arial" w:hAnsi="Arial" w:cs="Arial"/>
+              </w:rPr>
+              <w:t>1</w:t>
             </w:r>
           </w:p>
         </w:tc>
         <w:tc>
+          <w:tcPr>
+            <w:cnfStyle w:val="000100000000" w:firstRow="0" w:lastRow="0" w:firstColumn="0" w:lastColumn="1" w:oddVBand="0" w:evenVBand="0" w:oddHBand="0" w:evenHBand="0" w:firstRowFirstColumn="0" w:firstRowLastColumn="0" w:lastRowFirstColumn="0" w:lastRowLastColumn="0"/>
+            <w:tcW w:w="0" w:type="auto"/>
+          </w:tcPr>
           <w:p>
             <w:pPr>
               <w:pStyle w:val="Compact"/>
-              <w:jc w:val="left"/>
+              <w:rPr>
+                <w:rFonts w:ascii="Arial" w:hAnsi="Arial" w:cs="Arial"/>
+              </w:rPr>
             </w:pPr>
             <w:r>
-              <w:t xml:space="preserve">2</w:t>
+              <w:rPr>
+                <w:rFonts w:ascii="Arial" w:hAnsi="Arial" w:cs="Arial"/>
+              </w:rPr>
+              <w:t>2</w:t>
             </w:r>
           </w:p>
         </w:tc>
       </w:tr>
+      <w:tr>
+        <w:tc>
+          <w:tcPr>
+            <w:cnfStyle w:val="001000000000" w:firstRow="0" w:lastRow="0" w:firstColumn="1" w:lastColumn="0" w:oddVBand="0" w:evenVBand="0" w:oddHBand="0" w:evenHBand="0" w:firstRowFirstColumn="0" w:firstRowLastColumn="0" w:lastRowFirstColumn="0" w:lastRowLastColumn="0"/>
+            <w:tcW w:w="0" w:type="auto"/>
+            <w:shd w:val="clear" w:color="auto" w:fill="D9F2D0" w:themeFill="accent6" w:themeFillTint="33"/>
+          </w:tcPr>
+          <w:p>
+            <w:pPr>
+              <w:pStyle w:val="Compact"/>
+              <w:rPr>
+                <w:rFonts w:ascii="Arial" w:hAnsi="Arial" w:cs="Arial"/>
+              </w:rPr>
+            </w:pPr>
+          </w:p>
+        </w:tc>
+        <w:tc>
+          <w:tcPr>
+            <w:cnfStyle w:val="000100000000" w:firstRow="0" w:lastRow="0" w:firstColumn="0" w:lastColumn="1" w:oddVBand="0" w:evenVBand="0" w:oddHBand="0" w:evenHBand="0" w:firstRowFirstColumn="0" w:firstRowLastColumn="0" w:lastRowFirstColumn="0" w:lastRowLastColumn="0"/>
+            <w:tcW w:w="0" w:type="auto"/>
+            <w:shd w:val="clear" w:color="auto" w:fill="D9F2D0" w:themeFill="accent6" w:themeFillTint="33"/>
+          </w:tcPr>
+          <w:p>
+            <w:pPr>
+              <w:pStyle w:val="Compact"/>
+              <w:rPr>
+                <w:rFonts w:ascii="Arial" w:hAnsi="Arial" w:cs="Arial"/>
+              </w:rPr>
+            </w:pPr>
+          </w:p>
+        </w:tc>
+      </w:tr>
+      <w:tr>
+        <w:trPr>
+          <w:cnfStyle w:val="010000000000" w:firstRow="0" w:lastRow="1" w:firstColumn="0" w:lastColumn="0" w:oddVBand="0" w:evenVBand="0" w:oddHBand="0" w:evenHBand="0" w:firstRowFirstColumn="0" w:firstRowLastColumn="0" w:lastRowFirstColumn="0" w:lastRowLastColumn="0"/>
+        </w:trPr>
+        <w:tc>
+          <w:tcPr>
+            <w:cnfStyle w:val="001000000000" w:firstRow="0" w:lastRow="0" w:firstColumn="1" w:lastColumn="0" w:oddVBand="0" w:evenVBand="0" w:oddHBand="0" w:evenHBand="0" w:firstRowFirstColumn="0" w:firstRowLastColumn="0" w:lastRowFirstColumn="0" w:lastRowLastColumn="0"/>
+            <w:tcW w:w="0" w:type="auto"/>
+          </w:tcPr>
+          <w:p>
+            <w:pPr>
+              <w:pStyle w:val="Compact"/>
+              <w:rPr>
+                <w:rFonts w:ascii="Arial" w:hAnsi="Arial" w:cs="Arial"/>
+              </w:rPr>
+            </w:pPr>
+          </w:p>
+        </w:tc>
+        <w:tc>
+          <w:tcPr>
+            <w:cnfStyle w:val="000100000000" w:firstRow="0" w:lastRow="0" w:firstColumn="0" w:lastColumn="1" w:oddVBand="0" w:evenVBand="0" w:oddHBand="0" w:evenHBand="0" w:firstRowFirstColumn="0" w:firstRowLastColumn="0" w:lastRowFirstColumn="0" w:lastRowLastColumn="0"/>
+            <w:tcW w:w="0" w:type="auto"/>
+          </w:tcPr>
+          <w:p>
+            <w:pPr>
+              <w:pStyle w:val="Compact"/>
+              <w:rPr>
+                <w:rFonts w:ascii="Arial" w:hAnsi="Arial" w:cs="Arial"/>
+              </w:rPr>
+            </w:pPr>
+          </w:p>
+        </w:tc>
+      </w:tr>
     </w:tbl>
     <w:p>
       <w:pPr>
         <w:pStyle w:val="ImageCaption"/>
-      </w:pPr>
-      <w:r>
-        <w:t xml:space="preserve">Image Caption</w:t>
+        <w:rPr>
+          <w:rFonts w:ascii="Arial" w:hAnsi="Arial" w:cs="Arial"/>
+          <w:color w:val="53950F"/>
+          <w:sz w:val="20"/>
+          <w:szCs w:val="20"/>
+        </w:rPr>
+      </w:pPr>
+    </w:p>
+    <w:p>
+      <w:pPr>
+        <w:pStyle w:val="ImageCaption"/>
+        <w:rPr>
+          <w:rFonts w:ascii="Arial" w:hAnsi="Arial" w:cs="Arial"/>
+          <w:color w:val="53950F"/>
+          <w:sz w:val="20"/>
+          <w:szCs w:val="20"/>
+        </w:rPr>
+      </w:pPr>
+      <w:r>
+        <w:rPr>
+          <w:rFonts w:ascii="Arial" w:hAnsi="Arial" w:cs="Arial"/>
+          <w:color w:val="53950F"/>
+          <w:sz w:val="20"/>
+          <w:szCs w:val="20"/>
+        </w:rPr>
+        <w:t>Image Caption</w:t>
       </w:r>
     </w:p>
     <w:p>
       <w:pPr>
         <w:pStyle w:val="DefinitionTerm"/>
-      </w:pPr>
-      <w:r>
-        <w:t xml:space="preserve">DefinitionTerm</w:t>
-      </w:r>
+        <w:rPr>
+          <w:rFonts w:ascii="Arial" w:hAnsi="Arial" w:cs="Arial"/>
+        </w:rPr>
+      </w:pPr>
+      <w:proofErr w:type="spellStart"/>
+      <w:r>
+        <w:rPr>
+          <w:rFonts w:ascii="Arial" w:hAnsi="Arial" w:cs="Arial"/>
+        </w:rPr>
+        <w:t>DefinitionTerm</w:t>
+      </w:r>
+      <w:proofErr w:type="spellEnd"/>
     </w:p>
     <w:p>
       <w:pPr>
         <w:pStyle w:val="Definition"/>
-      </w:pPr>
-      <w:r>
-        <w:t xml:space="preserve">Definition</w:t>
+        <w:rPr>
+          <w:rFonts w:ascii="Arial" w:hAnsi="Arial" w:cs="Arial"/>
+        </w:rPr>
+      </w:pPr>
+      <w:r>
+        <w:rPr>
+          <w:rFonts w:ascii="Arial" w:hAnsi="Arial" w:cs="Arial"/>
+        </w:rPr>
+        <w:t>Definition</w:t>
       </w:r>
     </w:p>
     <w:p>
       <w:pPr>
         <w:pStyle w:val="DefinitionTerm"/>
-      </w:pPr>
-      <w:r>
-        <w:t xml:space="preserve">DefinitionTerm</w:t>
+        <w:rPr>
+          <w:rFonts w:ascii="Arial" w:hAnsi="Arial" w:cs="Arial"/>
+        </w:rPr>
+      </w:pPr>
+      <w:r>
+        <w:rPr>
+          <w:rFonts w:ascii="Arial" w:hAnsi="Arial" w:cs="Arial"/>
+        </w:rPr>
+        <w:t>DefinitionTerm</w:t>
       </w:r>
     </w:p>
     <w:p>
       <w:pPr>
         <w:pStyle w:val="Definition"/>
-      </w:pPr>
-      <w:r>
-        <w:t xml:space="preserve">Definition</w:t>
+        <w:rPr>
+          <w:rFonts w:ascii="Arial" w:hAnsi="Arial" w:cs="Arial"/>
+        </w:rPr>
+      </w:pPr>
+      <w:r>
+        <w:rPr>
+          <w:rFonts w:ascii="Arial" w:hAnsi="Arial" w:cs="Arial"/>
+        </w:rPr>
+        <w:t>Definition</w:t>
       </w:r>
     </w:p>
     <w:sectPr>
+      <w:headerReference w:type="default" r:id="rId11"/>
+      <w:footerReference w:type="default" r:id="rId12"/>
       <w:footnotePr>
         <w:numRestart w:val="eachSect"/>
       </w:footnotePr>
+      <w:pgSz w:w="12240" w:h="15840"/>
+      <w:pgMar w:top="1440" w:right="1440" w:bottom="1440" w:left="1440" w:header="720" w:footer="720" w:gutter="0"/>
+      <w:cols w:space="720"/>
+      <w:titlePg/>
+      <w:docGrid w:linePitch="326"/>
     </w:sectPr>
   </w:body>
 </w:document>
 </file>
 
-<file path=word/comments.xml><?xml version="1.0" encoding="utf-8"?>
-<w:comments xmlns:w="http://schemas.openxmlformats.org/wordprocessingml/2006/main" xmlns:m="http://schemas.openxmlformats.org/officeDocument/2006/math" xmlns:r="http://schemas.openxmlformats.org/officeDocument/2006/relationships" xmlns:o="urn:schemas-microsoft-com:office:office" xmlns:v="urn:schemas-microsoft-com:vml" xmlns:w10="urn:schemas-microsoft-com:office:word" xmlns:a="http://schemas.openxmlformats.org/drawingml/2006/main" xmlns:pic="http://schemas.openxmlformats.org/drawingml/2006/picture" xmlns:wp="http://schemas.openxmlformats.org/drawingml/2006/wordprocessingDrawing"/>
+<file path=word/endnotes.xml><?xml version="1.0" encoding="utf-8"?>
+<w:endnotes xmlns:wpc="http://schemas.microsoft.com/office/word/2010/wordprocessingCanvas" xmlns:cx="http://schemas.microsoft.com/office/drawing/2014/chartex" xmlns:cx1="http://schemas.microsoft.com/office/drawing/2015/9/8/chartex" xmlns:cx2="http://schemas.microsoft.com/office/drawing/2015/10/21/chartex" xmlns:cx3="http://schemas.microsoft.com/office/drawing/2016/5/9/chartex" xmlns:cx4="http://schemas.microsoft.com/office/drawing/2016/5/10/chartex" xmlns:cx5="http://schemas.microsoft.com/office/drawing/2016/5/11/chartex" xmlns:cx6="http://schemas.microsoft.com/office/drawing/2016/5/12/chartex" xmlns:cx7="http://schemas.microsoft.com/office/drawing/2016/5/13/chartex" xmlns:cx8="http://schemas.microsoft.com/office/drawing/2016/5/14/chartex" xmlns:mc="http://schemas.openxmlformats.org/markup-compatibility/2006" xmlns:aink="http://schemas.microsoft.com/office/drawing/2016/ink" xmlns:am3d="http://schemas.microsoft.com/office/drawing/2017/model3d" xmlns:o="urn:schemas-microsoft-com:office:office" xmlns:oel="http://schemas.microsoft.com/office/2019/extlst" xmlns:r="http://schemas.openxmlformats.org/officeDocument/2006/relationships" xmlns:m="http://schemas.openxmlformats.org/officeDocument/2006/math" xmlns:v="urn:schemas-microsoft-com:vml" xmlns:wp14="http://schemas.microsoft.com/office/word/2010/wordprocessingDrawing" xmlns:wp="http://schemas.openxmlformats.org/drawingml/2006/wordprocessingDrawing" xmlns:w10="urn:schemas-microsoft-com:office:word" xmlns:w="http://schemas.openxmlformats.org/wordprocessingml/2006/main" xmlns:w14="http://schemas.microsoft.com/office/word/2010/wordml" xmlns:w15="http://schemas.microsoft.com/office/word/2012/wordml" xmlns:w16cex="http://schemas.microsoft.com/office/word/2018/wordml/cex" xmlns:w16cid="http://schemas.microsoft.com/office/word/2016/wordml/cid" xmlns:w16="http://schemas.microsoft.com/office/word/2018/wordml" xmlns:w16du="http://schemas.microsoft.com/office/word/2023/wordml/word16du" xmlns:w16sdtdh="http://schemas.microsoft.com/office/word/2020/wordml/sdtdatahash" xmlns:w16sdtfl="http://schemas.microsoft.com/office/word/2024/wordml/sdtformatlock" xmlns:w16se="http://schemas.microsoft.com/office/word/2015/wordml/symex" xmlns:wpg="http://schemas.microsoft.com/office/word/2010/wordprocessingGroup" xmlns:wpi="http://schemas.microsoft.com/office/word/2010/wordprocessingInk" xmlns:wne="http://schemas.microsoft.com/office/word/2006/wordml" xmlns:wps="http://schemas.microsoft.com/office/word/2010/wordprocessingShape" mc:Ignorable="w14 w15 w16se w16cid w16 w16cex w16sdtdh w16sdtfl w16du wp14">
+  <w:endnote w:type="separator" w:id="-1">
+    <w:p>
+      <w:pPr>
+        <w:spacing w:after="0"/>
+      </w:pPr>
+      <w:r>
+        <w:separator/>
+      </w:r>
+    </w:p>
+  </w:endnote>
+  <w:endnote w:type="continuationSeparator" w:id="0">
+    <w:p>
+      <w:pPr>
+        <w:spacing w:after="0"/>
+      </w:pPr>
+      <w:r>
+        <w:continuationSeparator/>
+      </w:r>
+    </w:p>
+  </w:endnote>
+</w:endnotes>
+</file>
+
+<file path=word/footer1.xml><?xml version="1.0" encoding="utf-8"?>
+<w:ftr xmlns:wpc="http://schemas.microsoft.com/office/word/2010/wordprocessingCanvas" xmlns:cx="http://schemas.microsoft.com/office/drawing/2014/chartex" xmlns:cx1="http://schemas.microsoft.com/office/drawing/2015/9/8/chartex" xmlns:cx2="http://schemas.microsoft.com/office/drawing/2015/10/21/chartex" xmlns:cx3="http://schemas.microsoft.com/office/drawing/2016/5/9/chartex" xmlns:cx4="http://schemas.microsoft.com/office/drawing/2016/5/10/chartex" xmlns:cx5="http://schemas.microsoft.com/office/drawing/2016/5/11/chartex" xmlns:cx6="http://schemas.microsoft.com/office/drawing/2016/5/12/chartex" xmlns:cx7="http://schemas.microsoft.com/office/drawing/2016/5/13/chartex" xmlns:cx8="http://schemas.microsoft.com/office/drawing/2016/5/14/chartex" xmlns:mc="http://schemas.openxmlformats.org/markup-compatibility/2006" xmlns:aink="http://schemas.microsoft.com/office/drawing/2016/ink" xmlns:am3d="http://schemas.microsoft.com/office/drawing/2017/model3d" xmlns:o="urn:schemas-microsoft-com:office:office" xmlns:oel="http://schemas.microsoft.com/office/2019/extlst" xmlns:r="http://schemas.openxmlformats.org/officeDocument/2006/relationships" xmlns:m="http://schemas.openxmlformats.org/officeDocument/2006/math" xmlns:v="urn:schemas-microsoft-com:vml" xmlns:wp14="http://schemas.microsoft.com/office/word/2010/wordprocessingDrawing" xmlns:wp="http://schemas.openxmlformats.org/drawingml/2006/wordprocessingDrawing" xmlns:w10="urn:schemas-microsoft-com:office:word" xmlns:w="http://schemas.openxmlformats.org/wordprocessingml/2006/main" xmlns:w14="http://schemas.microsoft.com/office/word/2010/wordml" xmlns:w15="http://schemas.microsoft.com/office/word/2012/wordml" xmlns:w16cex="http://schemas.microsoft.com/office/word/2018/wordml/cex" xmlns:w16cid="http://schemas.microsoft.com/office/word/2016/wordml/cid" xmlns:w16="http://schemas.microsoft.com/office/word/2018/wordml" xmlns:w16du="http://schemas.microsoft.com/office/word/2023/wordml/word16du" xmlns:w16sdtdh="http://schemas.microsoft.com/office/word/2020/wordml/sdtdatahash" xmlns:w16sdtfl="http://schemas.microsoft.com/office/word/2024/wordml/sdtformatlock" xmlns:w16se="http://schemas.microsoft.com/office/word/2015/wordml/symex" xmlns:wpg="http://schemas.microsoft.com/office/word/2010/wordprocessingGroup" xmlns:wpi="http://schemas.microsoft.com/office/word/2010/wordprocessingInk" xmlns:wne="http://schemas.microsoft.com/office/word/2006/wordml" xmlns:wps="http://schemas.microsoft.com/office/word/2010/wordprocessingShape" mc:Ignorable="w14 w15 w16se w16cid w16 w16cex w16sdtdh w16sdtfl w16du wp14">
+  <w:sdt>
+    <w:sdtPr>
+      <w:id w:val="-181901051"/>
+      <w:docPartObj>
+        <w:docPartGallery w:val="Page Numbers (Bottom of Page)"/>
+        <w:docPartUnique/>
+      </w:docPartObj>
+    </w:sdtPr>
+    <w:sdtEndPr>
+      <w:rPr>
+        <w:color w:val="7F7F7F" w:themeColor="background1" w:themeShade="7F"/>
+        <w:spacing w:val="60"/>
+      </w:rPr>
+    </w:sdtEndPr>
+    <w:sdtContent>
+      <w:p>
+        <w:pPr>
+          <w:pStyle w:val="Footer"/>
+          <w:pBdr>
+            <w:top w:val="single" w:sz="4" w:space="1" w:color="D9D9D9" w:themeColor="background1" w:themeShade="D9"/>
+          </w:pBdr>
+          <w:jc w:val="right"/>
+        </w:pPr>
+        <w:r>
+          <w:fldChar w:fldCharType="begin"/>
+        </w:r>
+        <w:r>
+          <w:instrText xml:space="preserve"> PAGE   \* MERGEFORMAT </w:instrText>
+        </w:r>
+        <w:r>
+          <w:fldChar w:fldCharType="separate"/>
+        </w:r>
+        <w:r>
+          <w:t>5</w:t>
+        </w:r>
+        <w:r>
+          <w:rPr>
+            <w:noProof/>
+          </w:rPr>
+          <w:fldChar w:fldCharType="end"/>
+        </w:r>
+        <w:r>
+          <w:t xml:space="preserve"> | </w:t>
+        </w:r>
+        <w:r>
+          <w:rPr>
+            <w:color w:val="7F7F7F" w:themeColor="background1" w:themeShade="7F"/>
+            <w:spacing w:val="60"/>
+          </w:rPr>
+          <w:t>Page</w:t>
+        </w:r>
+      </w:p>
+    </w:sdtContent>
+  </w:sdt>
+  <w:p>
+    <w:pPr>
+      <w:pStyle w:val="Footer"/>
+      <w:jc w:val="center"/>
+    </w:pPr>
+    <w:r>
+      <w:rPr>
+        <w:rFonts w:cs="Arial"/>
+        <w:noProof/>
+        <w:color w:val="4EA72E" w:themeColor="accent6"/>
+        <w:sz w:val="16"/>
+        <w:szCs w:val="16"/>
+        <w:lang w:val="en-CA"/>
+      </w:rPr>
+      <w:drawing>
+        <wp:inline distT="0" distB="0" distL="0" distR="0" wp14:anchorId="597E54C7" wp14:editId="5E872DF5">
+          <wp:extent cx="1686560" cy="252613"/>
+          <wp:effectExtent l="0" t="0" r="0" b="0"/>
+          <wp:docPr id="1710906655" name="Picture 1710906655" descr="A green and black logo&#10;&#10;Description automatically generated"/>
+          <wp:cNvGraphicFramePr>
+            <a:graphicFrameLocks xmlns:a="http://schemas.openxmlformats.org/drawingml/2006/main" noChangeAspect="1"/>
+          </wp:cNvGraphicFramePr>
+          <a:graphic xmlns:a="http://schemas.openxmlformats.org/drawingml/2006/main">
+            <a:graphicData uri="http://schemas.openxmlformats.org/drawingml/2006/picture">
+              <pic:pic xmlns:pic="http://schemas.openxmlformats.org/drawingml/2006/picture">
+                <pic:nvPicPr>
+                  <pic:cNvPr id="893761170" name="Picture 2" descr="A green and black logo&#10;&#10;Description automatically generated"/>
+                  <pic:cNvPicPr/>
+                </pic:nvPicPr>
+                <pic:blipFill>
+                  <a:blip r:embed="rId1">
+                    <a:extLst>
+                      <a:ext uri="{28A0092B-C50C-407E-A947-70E740481C1C}">
+                        <a14:useLocalDpi xmlns:a14="http://schemas.microsoft.com/office/drawing/2010/main" val="0"/>
+                      </a:ext>
+                    </a:extLst>
+                  </a:blip>
+                  <a:stretch>
+                    <a:fillRect/>
+                  </a:stretch>
+                </pic:blipFill>
+                <pic:spPr>
+                  <a:xfrm>
+                    <a:off x="0" y="0"/>
+                    <a:ext cx="1728093" cy="258834"/>
+                  </a:xfrm>
+                  <a:prstGeom prst="rect">
+                    <a:avLst/>
+                  </a:prstGeom>
+                </pic:spPr>
+              </pic:pic>
+            </a:graphicData>
+          </a:graphic>
+        </wp:inline>
+      </w:drawing>
+    </w:r>
+  </w:p>
+</w:ftr>
 </file>
 
 <file path=word/footnotes.xml><?xml version="1.0" encoding="utf-8"?>
-<w:footnotes xmlns:w="http://schemas.openxmlformats.org/wordprocessingml/2006/main" xmlns:m="http://schemas.openxmlformats.org/officeDocument/2006/math" xmlns:r="http://schemas.openxmlformats.org/officeDocument/2006/relationships" xmlns:o="urn:schemas-microsoft-com:office:office" xmlns:v="urn:schemas-microsoft-com:vml" xmlns:w10="urn:schemas-microsoft-com:office:word" xmlns:a="http://schemas.openxmlformats.org/drawingml/2006/main" xmlns:pic="http://schemas.openxmlformats.org/drawingml/2006/picture" xmlns:wp="http://schemas.openxmlformats.org/drawingml/2006/wordprocessingDrawing">
+<w:footnotes xmlns:wpc="http://schemas.microsoft.com/office/word/2010/wordprocessingCanvas" xmlns:cx="http://schemas.microsoft.com/office/drawing/2014/chartex" xmlns:cx1="http://schemas.microsoft.com/office/drawing/2015/9/8/chartex" xmlns:cx2="http://schemas.microsoft.com/office/drawing/2015/10/21/chartex" xmlns:cx3="http://schemas.microsoft.com/office/drawing/2016/5/9/chartex" xmlns:cx4="http://schemas.microsoft.com/office/drawing/2016/5/10/chartex" xmlns:cx5="http://schemas.microsoft.com/office/drawing/2016/5/11/chartex" xmlns:cx6="http://schemas.microsoft.com/office/drawing/2016/5/12/chartex" xmlns:cx7="http://schemas.microsoft.com/office/drawing/2016/5/13/chartex" xmlns:cx8="http://schemas.microsoft.com/office/drawing/2016/5/14/chartex" xmlns:mc="http://schemas.openxmlformats.org/markup-compatibility/2006" xmlns:aink="http://schemas.microsoft.com/office/drawing/2016/ink" xmlns:am3d="http://schemas.microsoft.com/office/drawing/2017/model3d" xmlns:o="urn:schemas-microsoft-com:office:office" xmlns:oel="http://schemas.microsoft.com/office/2019/extlst" xmlns:r="http://schemas.openxmlformats.org/officeDocument/2006/relationships" xmlns:m="http://schemas.openxmlformats.org/officeDocument/2006/math" xmlns:v="urn:schemas-microsoft-com:vml" xmlns:wp14="http://schemas.microsoft.com/office/word/2010/wordprocessingDrawing" xmlns:wp="http://schemas.openxmlformats.org/drawingml/2006/wordprocessingDrawing" xmlns:w10="urn:schemas-microsoft-com:office:word" xmlns:w="http://schemas.openxmlformats.org/wordprocessingml/2006/main" xmlns:w14="http://schemas.microsoft.com/office/word/2010/wordml" xmlns:w15="http://schemas.microsoft.com/office/word/2012/wordml" xmlns:w16cex="http://schemas.microsoft.com/office/word/2018/wordml/cex" xmlns:w16cid="http://schemas.microsoft.com/office/word/2016/wordml/cid" xmlns:w16="http://schemas.microsoft.com/office/word/2018/wordml" xmlns:w16du="http://schemas.microsoft.com/office/word/2023/wordml/word16du" xmlns:w16sdtdh="http://schemas.microsoft.com/office/word/2020/wordml/sdtdatahash" xmlns:w16sdtfl="http://schemas.microsoft.com/office/word/2024/wordml/sdtformatlock" xmlns:w16se="http://schemas.microsoft.com/office/word/2015/wordml/symex" xmlns:wpg="http://schemas.microsoft.com/office/word/2010/wordprocessingGroup" xmlns:wpi="http://schemas.microsoft.com/office/word/2010/wordprocessingInk" xmlns:wne="http://schemas.microsoft.com/office/word/2006/wordml" xmlns:wps="http://schemas.microsoft.com/office/word/2010/wordprocessingShape" mc:Ignorable="w14 w15 w16se w16cid w16 w16cex w16sdtdh w16sdtfl w16du wp14">
+  <w:footnote w:type="separator" w:id="-1">
+    <w:p>
+      <w:r>
+        <w:separator/>
+      </w:r>
+    </w:p>
+  </w:footnote>
   <w:footnote w:type="continuationSeparator" w:id="0">
     <w:p>
       <w:r>
@@ -335,45 +1089,75 @@
       </w:r>
     </w:p>
   </w:footnote>
-  <w:footnote w:type="separator" w:id="-1">
-    <w:p>
-      <w:r>
-        <w:separator/>
-      </w:r>
-    </w:p>
-  </w:footnote>
-  <w:footnote w:id="31">
+  <w:footnote w:id="1">
     <w:p>
       <w:pPr>
         <w:pStyle w:val="FootnoteText"/>
       </w:pPr>
-      <w:r>
-        <w:rPr>
-          <w:rStyle w:val="FootnoteReference"/>
-        </w:rPr>
-        <w:footnoteRef/>
-      </w:r>
-      <w:r>
-        <w:t>Footnote Text.</w:t>
-      </w:r>
-    </w:p>
-    <w:p>
-      <w:pPr>
-        <w:pStyle w:val="FootnoteBlockText"/>
-      </w:pPr>
-      <w:r>
-        <w:t>Footnote Block Text</w:t>
-      </w:r>
     </w:p>
   </w:footnote>
 </w:footnotes>
 </file>
 
+<file path=word/header1.xml><?xml version="1.0" encoding="utf-8"?>
+<w:hdr xmlns:wpc="http://schemas.microsoft.com/office/word/2010/wordprocessingCanvas" xmlns:cx="http://schemas.microsoft.com/office/drawing/2014/chartex" xmlns:cx1="http://schemas.microsoft.com/office/drawing/2015/9/8/chartex" xmlns:cx2="http://schemas.microsoft.com/office/drawing/2015/10/21/chartex" xmlns:cx3="http://schemas.microsoft.com/office/drawing/2016/5/9/chartex" xmlns:cx4="http://schemas.microsoft.com/office/drawing/2016/5/10/chartex" xmlns:cx5="http://schemas.microsoft.com/office/drawing/2016/5/11/chartex" xmlns:cx6="http://schemas.microsoft.com/office/drawing/2016/5/12/chartex" xmlns:cx7="http://schemas.microsoft.com/office/drawing/2016/5/13/chartex" xmlns:cx8="http://schemas.microsoft.com/office/drawing/2016/5/14/chartex" xmlns:mc="http://schemas.openxmlformats.org/markup-compatibility/2006" xmlns:aink="http://schemas.microsoft.com/office/drawing/2016/ink" xmlns:am3d="http://schemas.microsoft.com/office/drawing/2017/model3d" xmlns:o="urn:schemas-microsoft-com:office:office" xmlns:oel="http://schemas.microsoft.com/office/2019/extlst" xmlns:r="http://schemas.openxmlformats.org/officeDocument/2006/relationships" xmlns:m="http://schemas.openxmlformats.org/officeDocument/2006/math" xmlns:v="urn:schemas-microsoft-com:vml" xmlns:wp14="http://schemas.microsoft.com/office/word/2010/wordprocessingDrawing" xmlns:wp="http://schemas.openxmlformats.org/drawingml/2006/wordprocessingDrawing" xmlns:w10="urn:schemas-microsoft-com:office:word" xmlns:w="http://schemas.openxmlformats.org/wordprocessingml/2006/main" xmlns:w14="http://schemas.microsoft.com/office/word/2010/wordml" xmlns:w15="http://schemas.microsoft.com/office/word/2012/wordml" xmlns:w16cex="http://schemas.microsoft.com/office/word/2018/wordml/cex" xmlns:w16cid="http://schemas.microsoft.com/office/word/2016/wordml/cid" xmlns:w16="http://schemas.microsoft.com/office/word/2018/wordml" xmlns:w16du="http://schemas.microsoft.com/office/word/2023/wordml/word16du" xmlns:w16sdtdh="http://schemas.microsoft.com/office/word/2020/wordml/sdtdatahash" xmlns:w16sdtfl="http://schemas.microsoft.com/office/word/2024/wordml/sdtformatlock" xmlns:w16se="http://schemas.microsoft.com/office/word/2015/wordml/symex" xmlns:wpg="http://schemas.microsoft.com/office/word/2010/wordprocessingGroup" xmlns:wpi="http://schemas.microsoft.com/office/word/2010/wordprocessingInk" xmlns:wne="http://schemas.microsoft.com/office/word/2006/wordml" xmlns:wps="http://schemas.microsoft.com/office/word/2010/wordprocessingShape" mc:Ignorable="w14 w15 w16se w16cid w16 w16cex w16sdtdh w16sdtfl w16du wp14">
+  <w:p>
+    <w:pPr>
+      <w:pStyle w:val="Header"/>
+      <w:rPr>
+        <w:rStyle w:val="HeaderDateChar"/>
+      </w:rPr>
+    </w:pPr>
+    <w:r>
+      <w:rPr>
+        <w:rStyle w:val="HeaderSubtitleChar"/>
+      </w:rPr>
+      <w:t>Subtitle</w:t>
+    </w:r>
+    <w:r>
+      <w:rPr>
+        <w:rFonts w:cs="Arial"/>
+        <w:color w:val="4EA72E" w:themeColor="accent6"/>
+        <w:sz w:val="18"/>
+        <w:szCs w:val="18"/>
+        <w:lang w:val="en-CA"/>
+      </w:rPr>
+      <w:tab/>
+    </w:r>
+    <w:r>
+      <w:rPr>
+        <w:rFonts w:cs="Arial"/>
+        <w:color w:val="4EA72E" w:themeColor="accent6"/>
+        <w:sz w:val="18"/>
+        <w:szCs w:val="18"/>
+        <w:lang w:val="en-CA"/>
+      </w:rPr>
+      <w:tab/>
+    </w:r>
+    <w:r>
+      <w:rPr>
+        <w:rStyle w:val="HeaderDateChar"/>
+      </w:rPr>
+      <w:t>Date</w:t>
+    </w:r>
+  </w:p>
+  <w:p>
+    <w:pPr>
+      <w:pStyle w:val="HeaderLocation"/>
+    </w:pPr>
+    <w:r>
+      <w:t>Location</w:t>
+    </w:r>
+  </w:p>
+</w:hdr>
+</file>
+
 <file path=word/numbering.xml><?xml version="1.0" encoding="utf-8"?>
-<w:numbering xmlns:w="http://schemas.openxmlformats.org/wordprocessingml/2006/main">
-  <w:abstractNum w:abstractNumId="990">
-    <w:nsid w:val="170cd2de"/>
+<w:numbering xmlns:wpc="http://schemas.microsoft.com/office/word/2010/wordprocessingCanvas" xmlns:cx="http://schemas.microsoft.com/office/drawing/2014/chartex" xmlns:cx1="http://schemas.microsoft.com/office/drawing/2015/9/8/chartex" xmlns:cx2="http://schemas.microsoft.com/office/drawing/2015/10/21/chartex" xmlns:cx3="http://schemas.microsoft.com/office/drawing/2016/5/9/chartex" xmlns:cx4="http://schemas.microsoft.com/office/drawing/2016/5/10/chartex" xmlns:cx5="http://schemas.microsoft.com/office/drawing/2016/5/11/chartex" xmlns:cx6="http://schemas.microsoft.com/office/drawing/2016/5/12/chartex" xmlns:cx7="http://schemas.microsoft.com/office/drawing/2016/5/13/chartex" xmlns:cx8="http://schemas.microsoft.com/office/drawing/2016/5/14/chartex" xmlns:mc="http://schemas.openxmlformats.org/markup-compatibility/2006" xmlns:aink="http://schemas.microsoft.com/office/drawing/2016/ink" xmlns:am3d="http://schemas.microsoft.com/office/drawing/2017/model3d" xmlns:o="urn:schemas-microsoft-com:office:office" xmlns:oel="http://schemas.microsoft.com/office/2019/extlst" xmlns:r="http://schemas.openxmlformats.org/officeDocument/2006/relationships" xmlns:m="http://schemas.openxmlformats.org/officeDocument/2006/math" xmlns:v="urn:schemas-microsoft-com:vml" xmlns:wp14="http://schemas.microsoft.com/office/word/2010/wordprocessingDrawing" xmlns:wp="http://schemas.openxmlformats.org/drawingml/2006/wordprocessingDrawing" xmlns:w10="urn:schemas-microsoft-com:office:word" xmlns:w="http://schemas.openxmlformats.org/wordprocessingml/2006/main" xmlns:w14="http://schemas.microsoft.com/office/word/2010/wordml" xmlns:w15="http://schemas.microsoft.com/office/word/2012/wordml" xmlns:w16cex="http://schemas.microsoft.com/office/word/2018/wordml/cex" xmlns:w16cid="http://schemas.microsoft.com/office/word/2016/wordml/cid" xmlns:w16="http://schemas.microsoft.com/office/word/2018/wordml" xmlns:w16du="http://schemas.microsoft.com/office/word/2023/wordml/word16du" xmlns:w16sdtdh="http://schemas.microsoft.com/office/word/2020/wordml/sdtdatahash" xmlns:w16sdtfl="http://schemas.microsoft.com/office/word/2024/wordml/sdtformatlock" xmlns:w16se="http://schemas.microsoft.com/office/word/2015/wordml/symex" xmlns:wpg="http://schemas.microsoft.com/office/word/2010/wordprocessingGroup" xmlns:wpi="http://schemas.microsoft.com/office/word/2010/wordprocessingInk" xmlns:wne="http://schemas.microsoft.com/office/word/2006/wordml" xmlns:wps="http://schemas.microsoft.com/office/word/2010/wordprocessingShape" mc:Ignorable="w14 w15 w16se w16cid w16 w16cex w16sdtdh w16sdtfl w16du wp14">
+  <w:abstractNum w:abstractNumId="0" w15:restartNumberingAfterBreak="0">
+    <w:nsid w:val="170CD2DE"/>
     <w:multiLevelType w:val="multilevel"/>
+    <w:tmpl w:val="C7AA77A8"/>
     <w:lvl w:ilvl="0">
       <w:numFmt w:val="bullet"/>
       <w:lvlText w:val=" "/>
@@ -474,14 +1258,14 @@
       </w:pPr>
     </w:lvl>
   </w:abstractNum>
-  <w:num w:numId="1000">
-    <w:abstractNumId w:val="990"/>
+  <w:num w:numId="1" w16cid:durableId="555122116">
+    <w:abstractNumId w:val="0"/>
   </w:num>
 </w:numbering>
 </file>
 
 <file path=word/styles.xml><?xml version="1.0" encoding="utf-8"?>
-<w:styles xmlns:r="http://schemas.openxmlformats.org/officeDocument/2006/relationships" xmlns:w="http://schemas.openxmlformats.org/wordprocessingml/2006/main">
+<w:styles xmlns:mc="http://schemas.openxmlformats.org/markup-compatibility/2006" xmlns:r="http://schemas.openxmlformats.org/officeDocument/2006/relationships" xmlns:w="http://schemas.openxmlformats.org/wordprocessingml/2006/main" xmlns:w14="http://schemas.microsoft.com/office/word/2010/wordml" xmlns:w15="http://schemas.microsoft.com/office/word/2012/wordml" xmlns:w16cex="http://schemas.microsoft.com/office/word/2018/wordml/cex" xmlns:w16cid="http://schemas.microsoft.com/office/word/2016/wordml/cid" xmlns:w16="http://schemas.microsoft.com/office/word/2018/wordml" xmlns:w16du="http://schemas.microsoft.com/office/word/2023/wordml/word16du" xmlns:w16sdtdh="http://schemas.microsoft.com/office/word/2020/wordml/sdtdatahash" xmlns:w16sdtfl="http://schemas.microsoft.com/office/word/2024/wordml/sdtformatlock" xmlns:w16se="http://schemas.microsoft.com/office/word/2015/wordml/symex" mc:Ignorable="w14 w15 w16se w16cid w16 w16cex w16sdtdh w16sdtfl w16du">
   <w:docDefaults>
     <w:rPrDefault>
       <w:rPr>
@@ -497,166 +1281,257 @@
       </w:pPr>
     </w:pPrDefault>
   </w:docDefaults>
-  <w:latentStyles w:defLockedState="0" w:defUIPriority="0" w:defSemiHidden="0" w:defUnhideWhenUsed="0" w:defQFormat="0" w:count="276"/>
+  <w:latentStyles w:defLockedState="0" w:defUIPriority="0" w:defSemiHidden="0" w:defUnhideWhenUsed="0" w:defQFormat="0" w:count="376">
+    <w:lsdException w:name="header" w:uiPriority="99"/>
+    <w:lsdException w:name="footer" w:uiPriority="99"/>
+    <w:lsdException w:name="table of figures" w:uiPriority="99"/>
+    <w:lsdException w:name="Normal Table" w:semiHidden="1" w:unhideWhenUsed="1"/>
+    <w:lsdException w:name="Table Simple 1" w:semiHidden="1" w:unhideWhenUsed="1"/>
+    <w:lsdException w:name="Table Simple 2" w:semiHidden="1" w:unhideWhenUsed="1"/>
+    <w:lsdException w:name="Table Simple 3" w:semiHidden="1" w:unhideWhenUsed="1"/>
+    <w:lsdException w:name="Table Classic 1" w:semiHidden="1" w:unhideWhenUsed="1"/>
+    <w:lsdException w:name="Table Classic 2" w:semiHidden="1" w:unhideWhenUsed="1"/>
+    <w:lsdException w:name="Table Classic 3" w:semiHidden="1" w:unhideWhenUsed="1"/>
+    <w:lsdException w:name="Table Classic 4" w:semiHidden="1" w:unhideWhenUsed="1"/>
+    <w:lsdException w:name="Table Colorful 1" w:semiHidden="1" w:unhideWhenUsed="1"/>
+    <w:lsdException w:name="Table Colorful 2" w:semiHidden="1" w:unhideWhenUsed="1"/>
+    <w:lsdException w:name="Table Colorful 3" w:semiHidden="1" w:unhideWhenUsed="1"/>
+    <w:lsdException w:name="Table Columns 1" w:semiHidden="1" w:unhideWhenUsed="1"/>
+    <w:lsdException w:name="Table Columns 2" w:semiHidden="1" w:unhideWhenUsed="1"/>
+    <w:lsdException w:name="Table Columns 3" w:semiHidden="1" w:unhideWhenUsed="1"/>
+    <w:lsdException w:name="Table Columns 4" w:semiHidden="1" w:unhideWhenUsed="1"/>
+    <w:lsdException w:name="Table Columns 5" w:semiHidden="1" w:unhideWhenUsed="1"/>
+    <w:lsdException w:name="Table Grid 1" w:semiHidden="1" w:unhideWhenUsed="1"/>
+    <w:lsdException w:name="Table Grid 2" w:semiHidden="1" w:unhideWhenUsed="1"/>
+    <w:lsdException w:name="Table Grid 3" w:semiHidden="1" w:unhideWhenUsed="1"/>
+    <w:lsdException w:name="Table Grid 4" w:semiHidden="1" w:unhideWhenUsed="1"/>
+    <w:lsdException w:name="Table Grid 5" w:semiHidden="1" w:unhideWhenUsed="1"/>
+    <w:lsdException w:name="Table Grid 6" w:semiHidden="1" w:unhideWhenUsed="1"/>
+    <w:lsdException w:name="Table Grid 7" w:semiHidden="1" w:unhideWhenUsed="1"/>
+    <w:lsdException w:name="Table Grid 8" w:semiHidden="1" w:unhideWhenUsed="1"/>
+    <w:lsdException w:name="Table List 1" w:semiHidden="1" w:unhideWhenUsed="1"/>
+    <w:lsdException w:name="Table List 2" w:semiHidden="1" w:unhideWhenUsed="1"/>
+    <w:lsdException w:name="Table List 3" w:semiHidden="1" w:unhideWhenUsed="1"/>
+    <w:lsdException w:name="Table List 4" w:semiHidden="1" w:unhideWhenUsed="1"/>
+    <w:lsdException w:name="Table List 5" w:semiHidden="1" w:unhideWhenUsed="1"/>
+    <w:lsdException w:name="Table List 6" w:semiHidden="1" w:unhideWhenUsed="1"/>
+    <w:lsdException w:name="Table List 7" w:semiHidden="1" w:unhideWhenUsed="1"/>
+    <w:lsdException w:name="Table List 8" w:semiHidden="1" w:unhideWhenUsed="1"/>
+    <w:lsdException w:name="Table 3D effects 1" w:semiHidden="1" w:unhideWhenUsed="1"/>
+    <w:lsdException w:name="Table 3D effects 2" w:semiHidden="1" w:unhideWhenUsed="1"/>
+    <w:lsdException w:name="Table 3D effects 3" w:semiHidden="1" w:unhideWhenUsed="1"/>
+    <w:lsdException w:name="Table Contemporary" w:semiHidden="1" w:unhideWhenUsed="1"/>
+    <w:lsdException w:name="Table Elegant" w:semiHidden="1" w:unhideWhenUsed="1"/>
+    <w:lsdException w:name="Table Professional" w:semiHidden="1" w:unhideWhenUsed="1"/>
+    <w:lsdException w:name="Table Subtle 1" w:semiHidden="1" w:unhideWhenUsed="1"/>
+    <w:lsdException w:name="Table Subtle 2" w:semiHidden="1" w:unhideWhenUsed="1"/>
+    <w:lsdException w:name="Table Web 1" w:semiHidden="1" w:unhideWhenUsed="1"/>
+    <w:lsdException w:name="Table Web 2" w:semiHidden="1" w:unhideWhenUsed="1"/>
+    <w:lsdException w:name="Table Web 3" w:semiHidden="1" w:unhideWhenUsed="1"/>
+    <w:lsdException w:name="Table Theme" w:semiHidden="1" w:unhideWhenUsed="1"/>
+    <w:lsdException w:name="No Spacing" w:uiPriority="1" w:qFormat="1"/>
+    <w:lsdException w:name="Light Shading"/>
+    <w:lsdException w:name="Light List"/>
+    <w:lsdException w:name="Light Grid"/>
+    <w:lsdException w:name="Medium Shading 1"/>
+    <w:lsdException w:name="Medium Shading 2"/>
+    <w:lsdException w:name="Medium List 1"/>
+    <w:lsdException w:name="Medium List 2"/>
+    <w:lsdException w:name="Medium Grid 1"/>
+    <w:lsdException w:name="Medium Grid 2"/>
+    <w:lsdException w:name="Medium Grid 3"/>
+    <w:lsdException w:name="Dark List"/>
+    <w:lsdException w:name="Colorful Shading"/>
+    <w:lsdException w:name="Colorful List"/>
+    <w:lsdException w:name="Colorful Grid"/>
+    <w:lsdException w:name="Light Shading Accent 1"/>
+    <w:lsdException w:name="Light List Accent 1"/>
+    <w:lsdException w:name="Light Grid Accent 1"/>
+    <w:lsdException w:name="Medium Shading 1 Accent 1"/>
+    <w:lsdException w:name="Medium Shading 2 Accent 1"/>
+    <w:lsdException w:name="Medium List 1 Accent 1"/>
+    <w:lsdException w:name="Medium List 2 Accent 1"/>
+    <w:lsdException w:name="Medium Grid 1 Accent 1"/>
+    <w:lsdException w:name="Medium Grid 2 Accent 1"/>
+    <w:lsdException w:name="Medium Grid 3 Accent 1"/>
+    <w:lsdException w:name="Dark List Accent 1"/>
+    <w:lsdException w:name="Colorful Shading Accent 1"/>
+    <w:lsdException w:name="Colorful List Accent 1"/>
+    <w:lsdException w:name="Colorful Grid Accent 1"/>
+    <w:lsdException w:name="Light Shading Accent 2"/>
+    <w:lsdException w:name="Light List Accent 2"/>
+    <w:lsdException w:name="Light Grid Accent 2"/>
+    <w:lsdException w:name="Medium Shading 1 Accent 2"/>
+    <w:lsdException w:name="Medium Shading 2 Accent 2"/>
+    <w:lsdException w:name="Medium List 1 Accent 2"/>
+    <w:lsdException w:name="Medium List 2 Accent 2"/>
+    <w:lsdException w:name="Medium Grid 1 Accent 2"/>
+    <w:lsdException w:name="Medium Grid 2 Accent 2"/>
+    <w:lsdException w:name="Medium Grid 3 Accent 2"/>
+    <w:lsdException w:name="Dark List Accent 2"/>
+    <w:lsdException w:name="Colorful Shading Accent 2"/>
+    <w:lsdException w:name="Colorful List Accent 2"/>
+    <w:lsdException w:name="Colorful Grid Accent 2"/>
+    <w:lsdException w:name="Light Shading Accent 3"/>
+    <w:lsdException w:name="Light List Accent 3"/>
+    <w:lsdException w:name="Light Grid Accent 3"/>
+    <w:lsdException w:name="Medium Shading 1 Accent 3"/>
+    <w:lsdException w:name="Medium Shading 2 Accent 3"/>
+    <w:lsdException w:name="Medium List 1 Accent 3"/>
+    <w:lsdException w:name="Medium List 2 Accent 3"/>
+    <w:lsdException w:name="Medium Grid 1 Accent 3"/>
+    <w:lsdException w:name="Medium Grid 2 Accent 3"/>
+    <w:lsdException w:name="Medium Grid 3 Accent 3"/>
+    <w:lsdException w:name="Dark List Accent 3"/>
+    <w:lsdException w:name="Colorful Shading Accent 3"/>
+    <w:lsdException w:name="Colorful List Accent 3"/>
+    <w:lsdException w:name="Colorful Grid Accent 3"/>
+    <w:lsdException w:name="Light Shading Accent 4"/>
+    <w:lsdException w:name="Light List Accent 4"/>
+    <w:lsdException w:name="Light Grid Accent 4"/>
+    <w:lsdException w:name="Medium Shading 1 Accent 4"/>
+    <w:lsdException w:name="Medium Shading 2 Accent 4"/>
+    <w:lsdException w:name="Medium List 1 Accent 4"/>
+    <w:lsdException w:name="Medium List 2 Accent 4"/>
+    <w:lsdException w:name="Medium Grid 1 Accent 4"/>
+    <w:lsdException w:name="Medium Grid 2 Accent 4"/>
+    <w:lsdException w:name="Medium Grid 3 Accent 4"/>
+    <w:lsdException w:name="Dark List Accent 4"/>
+    <w:lsdException w:name="Colorful Shading Accent 4"/>
+    <w:lsdException w:name="Colorful List Accent 4"/>
+    <w:lsdException w:name="Colorful Grid Accent 4"/>
+    <w:lsdException w:name="Light Shading Accent 5"/>
+    <w:lsdException w:name="Light List Accent 5"/>
+    <w:lsdException w:name="Light Grid Accent 5"/>
+    <w:lsdException w:name="Medium Shading 1 Accent 5"/>
+    <w:lsdException w:name="Medium Shading 2 Accent 5"/>
+    <w:lsdException w:name="Medium List 1 Accent 5"/>
+    <w:lsdException w:name="Medium List 2 Accent 5"/>
+    <w:lsdException w:name="Medium Grid 1 Accent 5"/>
+    <w:lsdException w:name="Medium Grid 2 Accent 5"/>
+    <w:lsdException w:name="Medium Grid 3 Accent 5"/>
+    <w:lsdException w:name="Dark List Accent 5"/>
+    <w:lsdException w:name="Colorful Shading Accent 5"/>
+    <w:lsdException w:name="Colorful List Accent 5"/>
+    <w:lsdException w:name="Colorful Grid Accent 5"/>
+    <w:lsdException w:name="Light Shading Accent 6"/>
+    <w:lsdException w:name="Light List Accent 6"/>
+    <w:lsdException w:name="Light Grid Accent 6"/>
+    <w:lsdException w:name="Medium Shading 1 Accent 6"/>
+    <w:lsdException w:name="Medium Shading 2 Accent 6"/>
+    <w:lsdException w:name="Medium List 1 Accent 6"/>
+    <w:lsdException w:name="Medium List 2 Accent 6"/>
+    <w:lsdException w:name="Medium Grid 1 Accent 6"/>
+    <w:lsdException w:name="Medium Grid 2 Accent 6"/>
+    <w:lsdException w:name="Medium Grid 3 Accent 6"/>
+    <w:lsdException w:name="Dark List Accent 6"/>
+    <w:lsdException w:name="Colorful Shading Accent 6"/>
+    <w:lsdException w:name="Colorful List Accent 6"/>
+    <w:lsdException w:name="Colorful Grid Accent 6"/>
+    <w:lsdException w:name="Grid Table 4" w:uiPriority="49"/>
+    <w:lsdException w:name="Grid Table 5 Dark" w:uiPriority="50"/>
+    <w:lsdException w:name="Grid Table 6 Colorful" w:uiPriority="51"/>
+    <w:lsdException w:name="Grid Table 7 Colorful" w:uiPriority="52"/>
+    <w:lsdException w:name="Grid Table 1 Light Accent 1" w:uiPriority="46"/>
+    <w:lsdException w:name="Grid Table 2 Accent 1" w:uiPriority="47"/>
+    <w:lsdException w:name="Grid Table 3 Accent 1" w:uiPriority="48"/>
+    <w:lsdException w:name="Grid Table 4 Accent 1" w:uiPriority="49"/>
+    <w:lsdException w:name="Grid Table 5 Dark Accent 1" w:uiPriority="50"/>
+    <w:lsdException w:name="Grid Table 6 Colorful Accent 1" w:uiPriority="51"/>
+    <w:lsdException w:name="Grid Table 7 Colorful Accent 1" w:uiPriority="52"/>
+    <w:lsdException w:name="Grid Table 1 Light Accent 2" w:uiPriority="46"/>
+    <w:lsdException w:name="Grid Table 2 Accent 2" w:uiPriority="47"/>
+    <w:lsdException w:name="Grid Table 3 Accent 2" w:uiPriority="48"/>
+    <w:lsdException w:name="Grid Table 4 Accent 2" w:uiPriority="49"/>
+    <w:lsdException w:name="Grid Table 5 Dark Accent 2" w:uiPriority="50"/>
+    <w:lsdException w:name="Grid Table 6 Colorful Accent 2" w:uiPriority="51"/>
+    <w:lsdException w:name="Grid Table 7 Colorful Accent 2" w:uiPriority="52"/>
+    <w:lsdException w:name="Grid Table 1 Light Accent 3" w:uiPriority="46"/>
+    <w:lsdException w:name="Grid Table 2 Accent 3" w:uiPriority="47"/>
+    <w:lsdException w:name="Grid Table 3 Accent 3" w:uiPriority="48"/>
+    <w:lsdException w:name="Grid Table 4 Accent 3" w:uiPriority="49"/>
+    <w:lsdException w:name="Grid Table 5 Dark Accent 3" w:uiPriority="50"/>
+    <w:lsdException w:name="Grid Table 6 Colorful Accent 3" w:uiPriority="51"/>
+    <w:lsdException w:name="Grid Table 7 Colorful Accent 3" w:uiPriority="52"/>
+    <w:lsdException w:name="Grid Table 1 Light Accent 4" w:uiPriority="46"/>
+    <w:lsdException w:name="Grid Table 2 Accent 4" w:uiPriority="47"/>
+    <w:lsdException w:name="Grid Table 3 Accent 4" w:uiPriority="48"/>
+    <w:lsdException w:name="Grid Table 4 Accent 4" w:uiPriority="49"/>
+    <w:lsdException w:name="Grid Table 5 Dark Accent 4" w:uiPriority="50"/>
+    <w:lsdException w:name="Grid Table 6 Colorful Accent 4" w:uiPriority="51"/>
+    <w:lsdException w:name="Grid Table 7 Colorful Accent 4" w:uiPriority="52"/>
+    <w:lsdException w:name="Grid Table 1 Light Accent 5" w:uiPriority="46"/>
+    <w:lsdException w:name="Grid Table 2 Accent 5" w:uiPriority="47"/>
+    <w:lsdException w:name="Grid Table 3 Accent 5" w:uiPriority="48"/>
+    <w:lsdException w:name="Grid Table 4 Accent 5" w:uiPriority="49"/>
+    <w:lsdException w:name="Grid Table 5 Dark Accent 5" w:uiPriority="50"/>
+    <w:lsdException w:name="Grid Table 6 Colorful Accent 5" w:uiPriority="51"/>
+    <w:lsdException w:name="Grid Table 7 Colorful Accent 5" w:uiPriority="52"/>
+    <w:lsdException w:name="Grid Table 1 Light Accent 6" w:uiPriority="46"/>
+    <w:lsdException w:name="Grid Table 2 Accent 6" w:uiPriority="47"/>
+    <w:lsdException w:name="Grid Table 3 Accent 6" w:uiPriority="48"/>
+    <w:lsdException w:name="Grid Table 4 Accent 6" w:uiPriority="49"/>
+    <w:lsdException w:name="Grid Table 5 Dark Accent 6" w:uiPriority="50"/>
+    <w:lsdException w:name="Grid Table 6 Colorful Accent 6" w:uiPriority="51"/>
+    <w:lsdException w:name="Grid Table 7 Colorful Accent 6" w:uiPriority="52"/>
+    <w:lsdException w:name="List Table 1 Light" w:uiPriority="46"/>
+    <w:lsdException w:name="List Table 2" w:uiPriority="47"/>
+    <w:lsdException w:name="List Table 3" w:uiPriority="48"/>
+    <w:lsdException w:name="List Table 4" w:uiPriority="49"/>
+    <w:lsdException w:name="List Table 5 Dark" w:uiPriority="50"/>
+    <w:lsdException w:name="List Table 6 Colorful" w:uiPriority="51"/>
+    <w:lsdException w:name="List Table 7 Colorful" w:uiPriority="52"/>
+    <w:lsdException w:name="List Table 1 Light Accent 1" w:uiPriority="46"/>
+    <w:lsdException w:name="List Table 2 Accent 1" w:uiPriority="47"/>
+    <w:lsdException w:name="List Table 3 Accent 1" w:uiPriority="48"/>
+    <w:lsdException w:name="List Table 4 Accent 1" w:uiPriority="49"/>
+    <w:lsdException w:name="List Table 5 Dark Accent 1" w:uiPriority="50"/>
+    <w:lsdException w:name="List Table 6 Colorful Accent 1" w:uiPriority="51"/>
+    <w:lsdException w:name="List Table 7 Colorful Accent 1" w:uiPriority="52"/>
+    <w:lsdException w:name="List Table 1 Light Accent 2" w:uiPriority="46"/>
+    <w:lsdException w:name="List Table 2 Accent 2" w:uiPriority="47"/>
+    <w:lsdException w:name="List Table 3 Accent 2" w:uiPriority="48"/>
+    <w:lsdException w:name="List Table 4 Accent 2" w:uiPriority="49"/>
+    <w:lsdException w:name="List Table 5 Dark Accent 2" w:uiPriority="50"/>
+    <w:lsdException w:name="List Table 6 Colorful Accent 2" w:uiPriority="51"/>
+    <w:lsdException w:name="List Table 7 Colorful Accent 2" w:uiPriority="52"/>
+    <w:lsdException w:name="List Table 1 Light Accent 3" w:uiPriority="46"/>
+    <w:lsdException w:name="List Table 2 Accent 3" w:uiPriority="47"/>
+    <w:lsdException w:name="List Table 3 Accent 3" w:uiPriority="48"/>
+    <w:lsdException w:name="List Table 4 Accent 3" w:uiPriority="49"/>
+    <w:lsdException w:name="List Table 5 Dark Accent 3" w:uiPriority="50"/>
+    <w:lsdException w:name="List Table 6 Colorful Accent 3" w:uiPriority="51"/>
+    <w:lsdException w:name="List Table 7 Colorful Accent 3" w:uiPriority="52"/>
+    <w:lsdException w:name="List Table 1 Light Accent 4" w:uiPriority="46"/>
+    <w:lsdException w:name="List Table 2 Accent 4" w:uiPriority="47"/>
+    <w:lsdException w:name="List Table 3 Accent 4" w:uiPriority="48"/>
+    <w:lsdException w:name="List Table 4 Accent 4" w:uiPriority="49"/>
+    <w:lsdException w:name="List Table 5 Dark Accent 4" w:uiPriority="50"/>
+    <w:lsdException w:name="List Table 6 Colorful Accent 4" w:uiPriority="51"/>
+    <w:lsdException w:name="List Table 7 Colorful Accent 4" w:uiPriority="52"/>
+    <w:lsdException w:name="List Table 1 Light Accent 5" w:uiPriority="46"/>
+    <w:lsdException w:name="List Table 2 Accent 5" w:uiPriority="47"/>
+    <w:lsdException w:name="List Table 3 Accent 5" w:uiPriority="48"/>
+    <w:lsdException w:name="List Table 4 Accent 5" w:uiPriority="49"/>
+    <w:lsdException w:name="List Table 5 Dark Accent 5" w:uiPriority="50"/>
+    <w:lsdException w:name="List Table 6 Colorful Accent 5" w:uiPriority="51"/>
+    <w:lsdException w:name="List Table 7 Colorful Accent 5" w:uiPriority="52"/>
+    <w:lsdException w:name="List Table 1 Light Accent 6" w:uiPriority="46"/>
+    <w:lsdException w:name="List Table 2 Accent 6" w:uiPriority="47"/>
+    <w:lsdException w:name="List Table 3 Accent 6" w:uiPriority="48"/>
+    <w:lsdException w:name="List Table 4 Accent 6" w:uiPriority="49"/>
+    <w:lsdException w:name="List Table 5 Dark Accent 6" w:uiPriority="50"/>
+    <w:lsdException w:name="List Table 6 Colorful Accent 6" w:uiPriority="51"/>
+    <w:lsdException w:name="List Table 7 Colorful Accent 6" w:uiPriority="52"/>
+    <w:lsdException w:name="Mention" w:semiHidden="1" w:uiPriority="99" w:unhideWhenUsed="1"/>
+    <w:lsdException w:name="Smart Hyperlink" w:semiHidden="1" w:uiPriority="99" w:unhideWhenUsed="1"/>
+    <w:lsdException w:name="Hashtag" w:semiHidden="1" w:uiPriority="99" w:unhideWhenUsed="1"/>
+    <w:lsdException w:name="Unresolved Mention" w:semiHidden="1" w:uiPriority="99" w:unhideWhenUsed="1"/>
+    <w:lsdException w:name="Smart Link" w:semiHidden="1" w:uiPriority="99" w:unhideWhenUsed="1"/>
+  </w:latentStyles>
   <w:style w:type="paragraph" w:default="1" w:styleId="Normal">
     <w:name w:val="Normal"/>
     <w:qFormat/>
-  </w:style>
-  <w:style w:type="paragraph" w:styleId="BodyText">
-    <w:name w:val="Body Text"/>
-    <w:basedOn w:val="Normal"/>
-    <w:link w:val="BodyTextChar"/>
-    <w:qFormat/>
-    <w:pPr>
-      <w:spacing w:before="180" w:after="180"/>
-    </w:pPr>
-  </w:style>
-  <w:style w:type="paragraph" w:customStyle="1" w:styleId="FirstParagraph">
-    <w:name w:val="First Paragraph"/>
-    <w:basedOn w:val="BodyText"/>
-    <w:next w:val="BodyText"/>
-    <w:qFormat/>
-  </w:style>
-  <w:style w:type="paragraph" w:customStyle="1" w:styleId="Compact">
-    <w:name w:val="Compact"/>
-    <w:basedOn w:val="BodyText"/>
-    <w:qFormat/>
-    <w:pPr>
-      <w:spacing w:before="36" w:after="36"/>
-    </w:pPr>
-  </w:style>
-  <w:style w:type="paragraph" w:styleId="Title">
-    <w:name w:val="Title"/>
-    <w:basedOn w:val="Normal"/>
-    <w:next w:val="BodyText"/>
-    <w:link w:val="TitleChar"/>
-    <w:uiPriority w:val="10"/>
-    <w:qFormat/>
-    <w:rsid w:val="00A10FD9"/>
-    <w:pPr>
-      <w:spacing w:after="80" w:line="240" w:lineRule="auto"/>
-      <w:contextualSpacing/>
-      <w:jc w:val="center"/>
-    </w:pPr>
-    <w:rPr>
-      <w:rFonts w:asciiTheme="majorHAnsi" w:eastAsiaTheme="majorEastAsia" w:hAnsiTheme="majorHAnsi" w:cstheme="majorBidi"/>
-      <w:sz w:val="56"/>
-      <w:szCs w:val="56"/>
-    </w:rPr>
-  </w:style>
-  <w:style w:type="character" w:customStyle="1" w:styleId="TitleChar">
-    <w:name w:val="Title Char"/>
-    <w:basedOn w:val="DefaultParagraphFont"/>
-    <w:link w:val="Title"/>
-    <w:uiPriority w:val="10"/>
-    <w:rsid w:val="00A10FD9"/>
-    <w:rPr>
-      <w:rFonts w:asciiTheme="majorHAnsi" w:eastAsiaTheme="majorEastAsia" w:hAnsiTheme="majorHAnsi" w:cstheme="majorBidi"/>
-      <w:sz w:val="56"/>
-      <w:szCs w:val="56"/>
-    </w:rPr>
-  </w:style>
-  <w:style w:type="paragraph" w:styleId="Subtitle">
-    <w:name w:val="Subtitle"/>
-    <w:basedOn w:val="Title"/>
-    <w:next w:val="BodyText"/>
-    <w:link w:val="SubtitleChar"/>
-    <w:uiPriority w:val="11"/>
-    <w:qFormat/>
-    <w:rsid w:val="00A10FD9"/>
-    <w:pPr>
-      <w:numPr>
-        <w:ilvl w:val="1"/>
-      </w:numPr>
-    </w:pPr>
-    <w:rPr>
-      <w:rFonts w:eastAsiaTheme="majorEastAsia" w:cstheme="majorBidi"/>
-      <w:spacing w:val="15"/>
-      <w:sz w:val="28"/>
-      <w:szCs w:val="28"/>
-    </w:rPr>
-  </w:style>
-  <w:style w:type="character" w:customStyle="1" w:styleId="SubtitleChar">
-    <w:name w:val="Subtitle Char"/>
-    <w:basedOn w:val="DefaultParagraphFont"/>
-    <w:link w:val="Subtitle"/>
-    <w:uiPriority w:val="11"/>
-    <w:rsid w:val="00A10FD9"/>
-    <w:rPr>
-      <w:rFonts w:eastAsiaTheme="majorEastAsia" w:cstheme="majorBidi"/>
-      <w:color w:val="595959" w:themeColor="text1" w:themeTint="A6"/>
-      <w:spacing w:val="15"/>
-      <w:sz w:val="28"/>
-      <w:szCs w:val="28"/>
-    </w:rPr>
-  </w:style>
-  <w:style w:type="paragraph" w:customStyle="1" w:styleId="Author">
-    <w:name w:val="Author"/>
-    <w:basedOn w:val="Title"/>
-    <w:next w:val="BodyText"/>
-    <w:qFormat/>
-    <w:pPr>
-      <w:keepNext/>
-      <w:keepLines/>
-    </w:pPr>
-    <w:rPr>
-      <w:sz w:val="24"/>
-      <w:szCs w:val="24"/>
-    </w:rPr>
-  </w:style>
-  <w:style w:type="paragraph" w:styleId="Date">
-    <w:name w:val="Date"/>
-    <w:basedOn w:val="Title"/>
-    <w:next w:val="BodyText"/>
-    <w:qFormat/>
-    <w:pPr>
-      <w:keepNext/>
-      <w:keepLines/>
-    </w:pPr>
-    <w:rPr>
-      <w:sz w:val="24"/>
-      <w:szCs w:val="24"/>
-    </w:rPr>
-  </w:style>
-  <w:style w:type="paragraph" w:customStyle="1" w:styleId="AbstractTitle">
-    <w:name w:val="Abstract Title"/>
-    <w:basedOn w:val="Normal"/>
-    <w:next w:val="Abstract"/>
-    <w:qFormat/>
-    <w:pPr>
-      <w:keepNext/>
-      <w:keepLines/>
-      <w:spacing w:before="300" w:after="0"/>
-      <w:jc w:val="center"/>
-    </w:pPr>
-    <w:rPr>
-      <w:b/>
-      <w:sz w:val="20"/>
-      <w:szCs w:val="20"/>
-    </w:rPr>
-  </w:style>
-  <w:style w:type="paragraph" w:customStyle="1" w:styleId="Abstract">
-    <w:name w:val="Abstract"/>
-    <w:basedOn w:val="Normal"/>
-    <w:next w:val="BodyText"/>
-    <w:qFormat/>
-    <w:pPr>
-      <w:keepNext/>
-      <w:keepLines/>
-      <w:spacing w:before="100" w:after="300"/>
-    </w:pPr>
-    <w:rPr>
-      <w:sz w:val="20"/>
-      <w:szCs w:val="20"/>
-    </w:rPr>
-  </w:style>
-  <w:style w:type="paragraph" w:styleId="Bibliography">
-    <w:name w:val="Bibliography"/>
-    <w:basedOn w:val="Normal"/>
-    <w:next w:val="Bibliography"/>
-    <w:qFormat/>
-    <w:pPr/>
-    <w:rPr/>
   </w:style>
   <w:style w:type="paragraph" w:styleId="Heading1">
     <w:name w:val="heading 1"/>
@@ -665,7 +1540,7 @@
     <w:link w:val="Heading1Char"/>
     <w:uiPriority w:val="9"/>
     <w:qFormat/>
-    <w:rsid w:val="00A10FD9"/>
+    <w:rsid w:val="008E7B4F"/>
     <w:pPr>
       <w:keepNext/>
       <w:keepLines/>
@@ -674,7 +1549,7 @@
     </w:pPr>
     <w:rPr>
       <w:rFonts w:asciiTheme="majorHAnsi" w:eastAsiaTheme="majorEastAsia" w:hAnsiTheme="majorHAnsi" w:cstheme="majorBidi"/>
-      <w:color w:val="0F4761" w:themeColor="accent1" w:themeShade="BF"/>
+      <w:color w:val="4EA72E" w:themeColor="accent6"/>
       <w:sz w:val="40"/>
       <w:szCs w:val="40"/>
     </w:rPr>
@@ -697,7 +1572,7 @@
     </w:pPr>
     <w:rPr>
       <w:rFonts w:asciiTheme="majorHAnsi" w:eastAsiaTheme="majorEastAsia" w:hAnsiTheme="majorHAnsi" w:cstheme="majorBidi"/>
-      <w:color w:val="0F4761" w:themeColor="accent1" w:themeShade="BF"/>
+      <w:color w:val="4EA72E" w:themeColor="accent6"/>
       <w:sz w:val="32"/>
       <w:szCs w:val="32"/>
     </w:rPr>
@@ -720,7 +1595,7 @@
     </w:pPr>
     <w:rPr>
       <w:rFonts w:eastAsiaTheme="majorEastAsia" w:cstheme="majorBidi"/>
-      <w:color w:val="0F4761" w:themeColor="accent1" w:themeShade="BF"/>
+      <w:color w:val="4EA72E" w:themeColor="accent6"/>
       <w:sz w:val="28"/>
       <w:szCs w:val="28"/>
     </w:rPr>
@@ -745,7 +1620,7 @@
       <w:rFonts w:eastAsiaTheme="majorEastAsia" w:cstheme="majorBidi"/>
       <w:i/>
       <w:iCs/>
-      <w:color w:val="0F4761" w:themeColor="accent1" w:themeShade="BF"/>
+      <w:color w:val="4EA72E" w:themeColor="accent6"/>
     </w:rPr>
   </w:style>
   <w:style w:type="paragraph" w:styleId="Heading5">
@@ -766,7 +1641,7 @@
     </w:pPr>
     <w:rPr>
       <w:rFonts w:eastAsiaTheme="majorEastAsia" w:cstheme="majorBidi"/>
-      <w:color w:val="0F4761" w:themeColor="accent1" w:themeShade="BF"/>
+      <w:color w:val="4EA72E" w:themeColor="accent6"/>
     </w:rPr>
   </w:style>
   <w:style w:type="paragraph" w:styleId="Heading6">
@@ -789,7 +1664,7 @@
       <w:rFonts w:eastAsiaTheme="majorEastAsia" w:cstheme="majorBidi"/>
       <w:i/>
       <w:iCs/>
-      <w:color w:val="595959" w:themeColor="text1" w:themeTint="A6"/>
+      <w:color w:val="4EA72E" w:themeColor="accent6"/>
     </w:rPr>
   </w:style>
   <w:style w:type="paragraph" w:styleId="Heading7">
@@ -810,7 +1685,7 @@
     </w:pPr>
     <w:rPr>
       <w:rFonts w:eastAsiaTheme="majorEastAsia" w:cstheme="majorBidi"/>
-      <w:color w:val="595959" w:themeColor="text1" w:themeTint="A6"/>
+      <w:color w:val="4EA72E" w:themeColor="accent6"/>
     </w:rPr>
   </w:style>
   <w:style w:type="paragraph" w:styleId="Heading8">
@@ -833,7 +1708,7 @@
       <w:rFonts w:eastAsiaTheme="majorEastAsia" w:cstheme="majorBidi"/>
       <w:i/>
       <w:iCs/>
-      <w:color w:val="272727" w:themeColor="text1" w:themeTint="D8"/>
+      <w:color w:val="4EA72E" w:themeColor="accent6"/>
     </w:rPr>
   </w:style>
   <w:style w:type="paragraph" w:styleId="Heading9">
@@ -854,18 +1729,199 @@
     </w:pPr>
     <w:rPr>
       <w:rFonts w:eastAsiaTheme="majorEastAsia" w:cstheme="majorBidi"/>
-      <w:color w:val="272727" w:themeColor="text1" w:themeTint="D8"/>
-    </w:rPr>
+      <w:color w:val="4EA72E" w:themeColor="accent6"/>
+    </w:rPr>
+  </w:style>
+  <w:style w:type="character" w:default="1" w:styleId="DefaultParagraphFont">
+    <w:name w:val="Default Paragraph Font"/>
+    <w:uiPriority w:val="1"/>
+    <w:semiHidden/>
+    <w:unhideWhenUsed/>
+  </w:style>
+  <w:style w:type="table" w:default="1" w:styleId="TableNormal">
+    <w:name w:val="Normal Table"/>
+    <w:uiPriority w:val="99"/>
+    <w:semiHidden/>
+    <w:unhideWhenUsed/>
+    <w:tblPr>
+      <w:tblInd w:w="0" w:type="dxa"/>
+      <w:tblCellMar>
+        <w:top w:w="0" w:type="dxa"/>
+        <w:left w:w="108" w:type="dxa"/>
+        <w:bottom w:w="0" w:type="dxa"/>
+        <w:right w:w="108" w:type="dxa"/>
+      </w:tblCellMar>
+    </w:tblPr>
+  </w:style>
+  <w:style w:type="numbering" w:default="1" w:styleId="NoList">
+    <w:name w:val="No List"/>
+    <w:uiPriority w:val="99"/>
+    <w:semiHidden/>
+    <w:unhideWhenUsed/>
+  </w:style>
+  <w:style w:type="paragraph" w:styleId="BodyText">
+    <w:name w:val="Body Text"/>
+    <w:basedOn w:val="Normal"/>
+    <w:qFormat/>
+    <w:pPr>
+      <w:spacing w:before="180" w:after="180"/>
+    </w:pPr>
+  </w:style>
+  <w:style w:type="paragraph" w:customStyle="1" w:styleId="FirstParagraph">
+    <w:name w:val="First Paragraph"/>
+    <w:basedOn w:val="BodyText"/>
+    <w:next w:val="BodyText"/>
+    <w:qFormat/>
+  </w:style>
+  <w:style w:type="paragraph" w:customStyle="1" w:styleId="Compact">
+    <w:name w:val="Compact"/>
+    <w:basedOn w:val="BodyText"/>
+    <w:qFormat/>
+    <w:pPr>
+      <w:spacing w:before="36" w:after="36"/>
+    </w:pPr>
+  </w:style>
+  <w:style w:type="paragraph" w:styleId="Title">
+    <w:name w:val="Title"/>
+    <w:basedOn w:val="Normal"/>
+    <w:next w:val="BodyText"/>
+    <w:link w:val="TitleChar"/>
+    <w:autoRedefine/>
+    <w:uiPriority w:val="10"/>
+    <w:qFormat/>
+    <w:rsid w:val="008E7B4F"/>
+    <w:pPr>
+      <w:spacing w:after="80"/>
+      <w:contextualSpacing/>
+      <w:jc w:val="center"/>
+    </w:pPr>
+    <w:rPr>
+      <w:rFonts w:ascii="Arial" w:eastAsiaTheme="majorEastAsia" w:hAnsi="Arial" w:cstheme="majorBidi"/>
+      <w:sz w:val="44"/>
+      <w:szCs w:val="56"/>
+    </w:rPr>
+  </w:style>
+  <w:style w:type="character" w:customStyle="1" w:styleId="TitleChar">
+    <w:name w:val="Title Char"/>
+    <w:basedOn w:val="DefaultParagraphFont"/>
+    <w:link w:val="Title"/>
+    <w:uiPriority w:val="10"/>
+    <w:rsid w:val="008E7B4F"/>
+    <w:rPr>
+      <w:rFonts w:ascii="Arial" w:eastAsiaTheme="majorEastAsia" w:hAnsi="Arial" w:cstheme="majorBidi"/>
+      <w:sz w:val="44"/>
+      <w:szCs w:val="56"/>
+    </w:rPr>
+  </w:style>
+  <w:style w:type="paragraph" w:styleId="Subtitle">
+    <w:name w:val="Subtitle"/>
+    <w:basedOn w:val="Title"/>
+    <w:next w:val="BodyText"/>
+    <w:link w:val="SubtitleChar"/>
+    <w:autoRedefine/>
+    <w:uiPriority w:val="11"/>
+    <w:qFormat/>
+    <w:rsid w:val="00A10FD9"/>
+    <w:pPr>
+      <w:numPr>
+        <w:ilvl w:val="1"/>
+      </w:numPr>
+    </w:pPr>
+    <w:rPr>
+      <w:spacing w:val="15"/>
+      <w:sz w:val="28"/>
+      <w:szCs w:val="28"/>
+    </w:rPr>
+  </w:style>
+  <w:style w:type="character" w:customStyle="1" w:styleId="SubtitleChar">
+    <w:name w:val="Subtitle Char"/>
+    <w:basedOn w:val="DefaultParagraphFont"/>
+    <w:link w:val="Subtitle"/>
+    <w:uiPriority w:val="11"/>
+    <w:rsid w:val="00A10FD9"/>
+    <w:rPr>
+      <w:rFonts w:eastAsiaTheme="majorEastAsia" w:cstheme="majorBidi"/>
+      <w:color w:val="595959" w:themeColor="text1" w:themeTint="A6"/>
+      <w:spacing w:val="15"/>
+      <w:sz w:val="28"/>
+      <w:szCs w:val="28"/>
+    </w:rPr>
+  </w:style>
+  <w:style w:type="paragraph" w:customStyle="1" w:styleId="Author">
+    <w:name w:val="Author"/>
+    <w:basedOn w:val="Title"/>
+    <w:next w:val="BodyText"/>
+    <w:qFormat/>
+    <w:pPr>
+      <w:keepNext/>
+      <w:keepLines/>
+    </w:pPr>
+    <w:rPr>
+      <w:sz w:val="24"/>
+      <w:szCs w:val="24"/>
+    </w:rPr>
+  </w:style>
+  <w:style w:type="paragraph" w:styleId="Date">
+    <w:name w:val="Date"/>
+    <w:basedOn w:val="Title"/>
+    <w:next w:val="BodyText"/>
+    <w:autoRedefine/>
+    <w:qFormat/>
+    <w:pPr>
+      <w:keepNext/>
+      <w:keepLines/>
+    </w:pPr>
+    <w:rPr>
+      <w:sz w:val="24"/>
+      <w:szCs w:val="24"/>
+    </w:rPr>
+  </w:style>
+  <w:style w:type="paragraph" w:customStyle="1" w:styleId="AbstractTitle">
+    <w:name w:val="Abstract Title"/>
+    <w:basedOn w:val="Normal"/>
+    <w:next w:val="ExecutiveSummary"/>
+    <w:qFormat/>
+    <w:pPr>
+      <w:keepNext/>
+      <w:keepLines/>
+      <w:spacing w:before="300" w:after="0"/>
+      <w:jc w:val="center"/>
+    </w:pPr>
+    <w:rPr>
+      <w:b/>
+      <w:sz w:val="20"/>
+      <w:szCs w:val="20"/>
+    </w:rPr>
+  </w:style>
+  <w:style w:type="paragraph" w:customStyle="1" w:styleId="ExecutiveSummary">
+    <w:name w:val="Executive Summary"/>
+    <w:basedOn w:val="Normal"/>
+    <w:next w:val="BodyText"/>
+    <w:qFormat/>
+    <w:pPr>
+      <w:keepNext/>
+      <w:keepLines/>
+      <w:spacing w:before="100" w:after="300"/>
+    </w:pPr>
+    <w:rPr>
+      <w:sz w:val="20"/>
+      <w:szCs w:val="20"/>
+    </w:rPr>
+  </w:style>
+  <w:style w:type="paragraph" w:styleId="Bibliography">
+    <w:name w:val="Bibliography"/>
+    <w:basedOn w:val="Normal"/>
+    <w:qFormat/>
   </w:style>
   <w:style w:type="character" w:customStyle="1" w:styleId="Heading1Char">
     <w:name w:val="Heading 1 Char"/>
     <w:basedOn w:val="DefaultParagraphFont"/>
     <w:link w:val="Heading1"/>
     <w:uiPriority w:val="9"/>
-    <w:rsid w:val="00A10FD9"/>
+    <w:rsid w:val="008E7B4F"/>
     <w:rPr>
       <w:rFonts w:asciiTheme="majorHAnsi" w:eastAsiaTheme="majorEastAsia" w:hAnsiTheme="majorHAnsi" w:cstheme="majorBidi"/>
-      <w:color w:val="0F4761" w:themeColor="accent1" w:themeShade="BF"/>
+      <w:color w:val="4EA72E" w:themeColor="accent6"/>
       <w:sz w:val="40"/>
       <w:szCs w:val="40"/>
     </w:rPr>
@@ -879,7 +1935,7 @@
     <w:rsid w:val="00A10FD9"/>
     <w:rPr>
       <w:rFonts w:asciiTheme="majorHAnsi" w:eastAsiaTheme="majorEastAsia" w:hAnsiTheme="majorHAnsi" w:cstheme="majorBidi"/>
-      <w:color w:val="0F4761" w:themeColor="accent1" w:themeShade="BF"/>
+      <w:color w:val="4EA72E" w:themeColor="accent6"/>
       <w:sz w:val="32"/>
       <w:szCs w:val="32"/>
     </w:rPr>
@@ -893,7 +1949,7 @@
     <w:rsid w:val="00A10FD9"/>
     <w:rPr>
       <w:rFonts w:eastAsiaTheme="majorEastAsia" w:cstheme="majorBidi"/>
-      <w:color w:val="0F4761" w:themeColor="accent1" w:themeShade="BF"/>
+      <w:color w:val="4EA72E" w:themeColor="accent6"/>
       <w:sz w:val="28"/>
       <w:szCs w:val="28"/>
     </w:rPr>
@@ -909,7 +1965,7 @@
       <w:rFonts w:eastAsiaTheme="majorEastAsia" w:cstheme="majorBidi"/>
       <w:i/>
       <w:iCs/>
-      <w:color w:val="0F4761" w:themeColor="accent1" w:themeShade="BF"/>
+      <w:color w:val="4EA72E" w:themeColor="accent6"/>
     </w:rPr>
   </w:style>
   <w:style w:type="character" w:customStyle="1" w:styleId="Heading5Char">
@@ -921,7 +1977,7 @@
     <w:rsid w:val="00A10FD9"/>
     <w:rPr>
       <w:rFonts w:eastAsiaTheme="majorEastAsia" w:cstheme="majorBidi"/>
-      <w:color w:val="0F4761" w:themeColor="accent1" w:themeShade="BF"/>
+      <w:color w:val="4EA72E" w:themeColor="accent6"/>
     </w:rPr>
   </w:style>
   <w:style w:type="character" w:customStyle="1" w:styleId="Heading6Char">
@@ -935,7 +1991,7 @@
       <w:rFonts w:eastAsiaTheme="majorEastAsia" w:cstheme="majorBidi"/>
       <w:i/>
       <w:iCs/>
-      <w:color w:val="595959" w:themeColor="text1" w:themeTint="A6"/>
+      <w:color w:val="4EA72E" w:themeColor="accent6"/>
     </w:rPr>
   </w:style>
   <w:style w:type="character" w:customStyle="1" w:styleId="Heading7Char">
@@ -947,7 +2003,7 @@
     <w:rsid w:val="00A10FD9"/>
     <w:rPr>
       <w:rFonts w:eastAsiaTheme="majorEastAsia" w:cstheme="majorBidi"/>
-      <w:color w:val="595959" w:themeColor="text1" w:themeTint="A6"/>
+      <w:color w:val="4EA72E" w:themeColor="accent6"/>
     </w:rPr>
   </w:style>
   <w:style w:type="character" w:customStyle="1" w:styleId="Heading8Char">
@@ -961,7 +2017,7 @@
       <w:rFonts w:eastAsiaTheme="majorEastAsia" w:cstheme="majorBidi"/>
       <w:i/>
       <w:iCs/>
-      <w:color w:val="272727" w:themeColor="text1" w:themeTint="D8"/>
+      <w:color w:val="4EA72E" w:themeColor="accent6"/>
     </w:rPr>
   </w:style>
   <w:style w:type="character" w:customStyle="1" w:styleId="Heading9Char">
@@ -973,7 +2029,7 @@
     <w:rsid w:val="00A10FD9"/>
     <w:rPr>
       <w:rFonts w:eastAsiaTheme="majorEastAsia" w:cstheme="majorBidi"/>
-      <w:color w:val="272727" w:themeColor="text1" w:themeTint="D8"/>
+      <w:color w:val="4EA72E" w:themeColor="accent6"/>
     </w:rPr>
   </w:style>
   <w:style w:type="paragraph" w:styleId="BlockText">
@@ -985,18 +2041,17 @@
     <w:qFormat/>
     <w:pPr>
       <w:spacing w:before="100" w:after="100"/>
-      <w:ind w:firstLine="0" w:left="480" w:right="480"/>
+      <w:ind w:left="480" w:right="480"/>
     </w:pPr>
   </w:style>
   <w:style w:type="paragraph" w:styleId="FootnoteText">
-    <w:name w:val="Footnote Text"/>
+    <w:name w:val="footnote text"/>
     <w:basedOn w:val="Normal"/>
-    <w:next w:val="FootnoteText"/>
     <w:uiPriority w:val="9"/>
     <w:unhideWhenUsed/>
     <w:qFormat/>
   </w:style>
-  <w:style w:type="paragraph" w:styleId="FootnoteBlockText">
+  <w:style w:type="paragraph" w:customStyle="1" w:styleId="FootnoteBlockText">
     <w:name w:val="Footnote Block Text"/>
     <w:basedOn w:val="FootnoteText"/>
     <w:next w:val="FootnoteText"/>
@@ -1005,17 +2060,11 @@
     <w:qFormat/>
     <w:pPr>
       <w:spacing w:before="100" w:after="100"/>
-      <w:ind w:firstLine="0" w:left="480" w:right="480"/>
-    </w:pPr>
-  </w:style>
-  <w:style w:type="character" w:default="1" w:styleId="DefaultParagraphFont">
-    <w:name w:val="Default Paragraph Font"/>
-    <w:semiHidden/>
-    <w:unhideWhenUsed/>
-  </w:style>
-  <w:style w:type="table" w:default="1" w:styleId="Table">
+      <w:ind w:left="480" w:right="480"/>
+    </w:pPr>
+  </w:style>
+  <w:style w:type="table" w:customStyle="1" w:styleId="Table">
     <w:name w:val="Table"/>
-    <w:basedOn w:val="TableNormal"/>
     <w:semiHidden/>
     <w:unhideWhenUsed/>
     <w:qFormat/>
@@ -1029,9 +2078,10 @@
       </w:tblCellMar>
     </w:tblPr>
     <w:tblStylePr w:type="firstRow">
+      <w:tblPr/>
       <w:tcPr>
         <w:tcBorders>
-          <w:bottom w:val="single"/>
+          <w:bottom w:val="single" w:sz="0" w:space="0" w:color="auto"/>
         </w:tcBorders>
         <w:vAlign w:val="bottom"/>
       </w:tcPr>
@@ -1055,19 +2105,21 @@
     <w:basedOn w:val="Normal"/>
   </w:style>
   <w:style w:type="paragraph" w:styleId="Caption">
-    <w:name w:val="Caption"/>
+    <w:name w:val="caption"/>
     <w:basedOn w:val="Normal"/>
-    <w:link w:val="BodyTextChar"/>
-    <w:pPr>
-      <w:spacing w:before="0" w:after="120"/>
+    <w:link w:val="CaptionChar"/>
+    <w:pPr>
+      <w:spacing w:after="120"/>
     </w:pPr>
     <w:rPr>
       <w:i/>
+      <w:color w:val="4EA72E" w:themeColor="accent6"/>
     </w:rPr>
   </w:style>
   <w:style w:type="paragraph" w:customStyle="1" w:styleId="TableCaption">
     <w:name w:val="Table Caption"/>
     <w:basedOn w:val="Caption"/>
+    <w:link w:val="TableCaptionChar"/>
     <w:pPr>
       <w:keepNext/>
     </w:pPr>
@@ -1087,14 +2139,17 @@
       <w:keepNext/>
     </w:pPr>
   </w:style>
-  <w:style w:type="character" w:customStyle="1" w:styleId="BodyTextChar">
-    <w:name w:val="Body Text Char"/>
+  <w:style w:type="character" w:customStyle="1" w:styleId="CaptionChar">
+    <w:name w:val="Caption Char"/>
     <w:basedOn w:val="DefaultParagraphFont"/>
-    <w:link w:val="BodyText"/>
+    <w:link w:val="Caption"/>
+    <w:rPr>
+      <w:color w:val="4EA72E" w:themeColor="accent6"/>
+    </w:rPr>
   </w:style>
   <w:style w:type="character" w:customStyle="1" w:styleId="VerbatimChar">
     <w:name w:val="Verbatim Char"/>
-    <w:basedOn w:val="BodyTextChar"/>
+    <w:basedOn w:val="CaptionChar"/>
     <w:rPr>
       <w:rFonts w:ascii="Consolas" w:hAnsi="Consolas"/>
       <w:sz w:val="22"/>
@@ -1102,26 +2157,27 @@
   </w:style>
   <w:style w:type="character" w:customStyle="1" w:styleId="SectionNumber">
     <w:name w:val="Section Number"/>
-    <w:basedOn w:val="BodyTextChar"/>
+    <w:basedOn w:val="CaptionChar"/>
   </w:style>
   <w:style w:type="character" w:styleId="FootnoteReference">
-    <w:name w:val="Footnote Reference"/>
-    <w:basedOn w:val="BodyTextChar"/>
+    <w:name w:val="footnote reference"/>
+    <w:basedOn w:val="CaptionChar"/>
     <w:rPr>
       <w:vertAlign w:val="superscript"/>
     </w:rPr>
   </w:style>
   <w:style w:type="character" w:styleId="Hyperlink">
     <w:name w:val="Hyperlink"/>
-    <w:basedOn w:val="BodyTextChar"/>
-    <w:rPr>
-      <w:color w:val="4F81BD" w:themeColor="accent1"/>
+    <w:basedOn w:val="CaptionChar"/>
+    <w:rPr>
+      <w:color w:val="4EA72E" w:themeColor="accent6"/>
     </w:rPr>
   </w:style>
   <w:style w:type="paragraph" w:styleId="TOCHeading">
     <w:name w:val="TOC Heading"/>
     <w:basedOn w:val="Heading1"/>
     <w:next w:val="BodyText"/>
+    <w:link w:val="TOCHeadingChar"/>
     <w:uiPriority w:val="39"/>
     <w:unhideWhenUsed/>
     <w:qFormat/>
@@ -1130,10 +2186,598 @@
       <w:outlineLvl w:val="9"/>
     </w:pPr>
     <w:rPr>
+      <w:color w:val="4EA72E" w:themeColor="accent6"/>
+    </w:rPr>
+  </w:style>
+  <w:style w:type="paragraph" w:styleId="NoSpacing">
+    <w:name w:val="No Spacing"/>
+    <w:link w:val="NoSpacingChar"/>
+    <w:uiPriority w:val="1"/>
+    <w:qFormat/>
+    <w:rsid w:val="00111A85"/>
+    <w:pPr>
+      <w:spacing w:after="0"/>
+    </w:pPr>
+    <w:rPr>
+      <w:sz w:val="22"/>
+      <w:szCs w:val="22"/>
+      <w:lang w:eastAsia="en-US"/>
+    </w:rPr>
+  </w:style>
+  <w:style w:type="character" w:customStyle="1" w:styleId="NoSpacingChar">
+    <w:name w:val="No Spacing Char"/>
+    <w:basedOn w:val="DefaultParagraphFont"/>
+    <w:link w:val="NoSpacing"/>
+    <w:uiPriority w:val="1"/>
+    <w:rsid w:val="00111A85"/>
+    <w:rPr>
+      <w:sz w:val="22"/>
+      <w:szCs w:val="22"/>
+      <w:lang w:eastAsia="en-US"/>
+    </w:rPr>
+  </w:style>
+  <w:style w:type="paragraph" w:styleId="TableofFigures">
+    <w:name w:val="table of figures"/>
+    <w:basedOn w:val="Normal"/>
+    <w:next w:val="Normal"/>
+    <w:uiPriority w:val="99"/>
+    <w:unhideWhenUsed/>
+    <w:rsid w:val="00111A85"/>
+    <w:pPr>
+      <w:spacing w:after="120" w:line="305" w:lineRule="auto"/>
+      <w:ind w:left="440" w:hanging="440"/>
+      <w:jc w:val="both"/>
+    </w:pPr>
+    <w:rPr>
+      <w:rFonts w:ascii="Arial" w:eastAsiaTheme="minorHAnsi" w:hAnsi="Arial"/>
+      <w:sz w:val="22"/>
+      <w:szCs w:val="22"/>
+      <w:lang w:eastAsia="en-US"/>
+    </w:rPr>
+  </w:style>
+  <w:style w:type="table" w:styleId="GridTable4-Accent6">
+    <w:name w:val="Grid Table 4 Accent 6"/>
+    <w:basedOn w:val="TableNormal"/>
+    <w:uiPriority w:val="49"/>
+    <w:rsid w:val="00FE78D7"/>
+    <w:pPr>
+      <w:spacing w:after="0"/>
+    </w:pPr>
+    <w:tblPr>
+      <w:tblStyleRowBandSize w:val="1"/>
+      <w:tblStyleColBandSize w:val="1"/>
+      <w:tblBorders>
+        <w:top w:val="single" w:sz="4" w:space="0" w:color="8DD873" w:themeColor="accent6" w:themeTint="99"/>
+        <w:left w:val="single" w:sz="4" w:space="0" w:color="8DD873" w:themeColor="accent6" w:themeTint="99"/>
+        <w:bottom w:val="single" w:sz="4" w:space="0" w:color="8DD873" w:themeColor="accent6" w:themeTint="99"/>
+        <w:right w:val="single" w:sz="4" w:space="0" w:color="8DD873" w:themeColor="accent6" w:themeTint="99"/>
+        <w:insideH w:val="single" w:sz="4" w:space="0" w:color="8DD873" w:themeColor="accent6" w:themeTint="99"/>
+        <w:insideV w:val="single" w:sz="4" w:space="0" w:color="8DD873" w:themeColor="accent6" w:themeTint="99"/>
+      </w:tblBorders>
+    </w:tblPr>
+    <w:tblStylePr w:type="firstRow">
+      <w:rPr>
+        <w:b/>
+        <w:bCs/>
+        <w:color w:val="FFFFFF" w:themeColor="background1"/>
+      </w:rPr>
+      <w:tblPr/>
+      <w:tcPr>
+        <w:tcBorders>
+          <w:top w:val="single" w:sz="4" w:space="0" w:color="4EA72E" w:themeColor="accent6"/>
+          <w:left w:val="single" w:sz="4" w:space="0" w:color="4EA72E" w:themeColor="accent6"/>
+          <w:bottom w:val="single" w:sz="4" w:space="0" w:color="4EA72E" w:themeColor="accent6"/>
+          <w:right w:val="single" w:sz="4" w:space="0" w:color="4EA72E" w:themeColor="accent6"/>
+          <w:insideH w:val="nil"/>
+          <w:insideV w:val="nil"/>
+        </w:tcBorders>
+        <w:shd w:val="clear" w:color="auto" w:fill="4EA72E" w:themeFill="accent6"/>
+      </w:tcPr>
+    </w:tblStylePr>
+    <w:tblStylePr w:type="lastRow">
+      <w:rPr>
+        <w:b/>
+        <w:bCs/>
+      </w:rPr>
+      <w:tblPr/>
+      <w:tcPr>
+        <w:tcBorders>
+          <w:top w:val="double" w:sz="4" w:space="0" w:color="4EA72E" w:themeColor="accent6"/>
+        </w:tcBorders>
+      </w:tcPr>
+    </w:tblStylePr>
+    <w:tblStylePr w:type="firstCol">
+      <w:rPr>
+        <w:b/>
+        <w:bCs/>
+      </w:rPr>
+    </w:tblStylePr>
+    <w:tblStylePr w:type="lastCol">
+      <w:rPr>
+        <w:b/>
+        <w:bCs/>
+      </w:rPr>
+    </w:tblStylePr>
+    <w:tblStylePr w:type="band1Vert">
+      <w:tblPr/>
+      <w:tcPr>
+        <w:shd w:val="clear" w:color="auto" w:fill="D9F2D0" w:themeFill="accent6" w:themeFillTint="33"/>
+      </w:tcPr>
+    </w:tblStylePr>
+    <w:tblStylePr w:type="band1Horz">
+      <w:tblPr/>
+      <w:tcPr>
+        <w:shd w:val="clear" w:color="auto" w:fill="D9F2D0" w:themeFill="accent6" w:themeFillTint="33"/>
+      </w:tcPr>
+    </w:tblStylePr>
+  </w:style>
+  <w:style w:type="paragraph" w:customStyle="1" w:styleId="TableofContents">
+    <w:name w:val="Table of Contents"/>
+    <w:basedOn w:val="TOCHeading"/>
+    <w:link w:val="TableofContentsChar"/>
+    <w:qFormat/>
+    <w:rsid w:val="00FE78D7"/>
+    <w:rPr>
+      <w:rFonts w:ascii="Arial" w:hAnsi="Arial" w:cs="Arial"/>
+      <w:b/>
+      <w:color w:val="4EA72E" w:themeColor="accent6"/>
+      <w:sz w:val="28"/>
+      <w:szCs w:val="28"/>
+    </w:rPr>
+  </w:style>
+  <w:style w:type="character" w:customStyle="1" w:styleId="TOCHeadingChar">
+    <w:name w:val="TOC Heading Char"/>
+    <w:basedOn w:val="Heading1Char"/>
+    <w:link w:val="TOCHeading"/>
+    <w:uiPriority w:val="39"/>
+    <w:rsid w:val="00FE78D7"/>
+    <w:rPr>
       <w:rFonts w:asciiTheme="majorHAnsi" w:eastAsiaTheme="majorEastAsia" w:hAnsiTheme="majorHAnsi" w:cstheme="majorBidi"/>
-      <w:b w:val="0"/>
-      <w:bCs w:val="0"/>
-      <w:color w:val="365F91" w:themeColor="accent1" w:themeShade="BF"/>
+      <w:color w:val="4EA72E" w:themeColor="accent6"/>
+      <w:sz w:val="40"/>
+      <w:szCs w:val="40"/>
+    </w:rPr>
+  </w:style>
+  <w:style w:type="character" w:customStyle="1" w:styleId="TableofContentsChar">
+    <w:name w:val="Table of Contents Char"/>
+    <w:basedOn w:val="TOCHeadingChar"/>
+    <w:link w:val="TableofContents"/>
+    <w:rsid w:val="00FE78D7"/>
+    <w:rPr>
+      <w:rFonts w:ascii="Arial" w:eastAsiaTheme="majorEastAsia" w:hAnsi="Arial" w:cs="Arial"/>
+      <w:b/>
+      <w:color w:val="4EA72E" w:themeColor="accent6"/>
+      <w:sz w:val="28"/>
+      <w:szCs w:val="28"/>
+    </w:rPr>
+  </w:style>
+  <w:style w:type="paragraph" w:customStyle="1" w:styleId="ListofFigures">
+    <w:name w:val="List of Figures"/>
+    <w:basedOn w:val="Normal"/>
+    <w:link w:val="ListofFiguresChar"/>
+    <w:qFormat/>
+    <w:rsid w:val="00FE78D7"/>
+    <w:pPr>
+      <w:spacing w:line="276" w:lineRule="auto"/>
+    </w:pPr>
+    <w:rPr>
+      <w:rFonts w:ascii="Arial" w:hAnsi="Arial" w:cs="Arial"/>
+      <w:b/>
+      <w:bCs/>
+      <w:color w:val="4EA72E" w:themeColor="accent6"/>
+      <w:lang w:val="en-CA"/>
+    </w:rPr>
+  </w:style>
+  <w:style w:type="character" w:customStyle="1" w:styleId="ListofFiguresChar">
+    <w:name w:val="List of Figures Char"/>
+    <w:basedOn w:val="DefaultParagraphFont"/>
+    <w:link w:val="ListofFigures"/>
+    <w:rsid w:val="00FE78D7"/>
+    <w:rPr>
+      <w:rFonts w:ascii="Arial" w:hAnsi="Arial" w:cs="Arial"/>
+      <w:b/>
+      <w:bCs/>
+      <w:color w:val="4EA72E" w:themeColor="accent6"/>
+      <w:lang w:val="en-CA"/>
+    </w:rPr>
+  </w:style>
+  <w:style w:type="paragraph" w:customStyle="1" w:styleId="ListofTables">
+    <w:name w:val="List of Tables"/>
+    <w:basedOn w:val="Normal"/>
+    <w:link w:val="ListofTablesChar"/>
+    <w:qFormat/>
+    <w:rsid w:val="00FE78D7"/>
+    <w:pPr>
+      <w:spacing w:line="276" w:lineRule="auto"/>
+    </w:pPr>
+    <w:rPr>
+      <w:rFonts w:ascii="Arial" w:hAnsi="Arial" w:cs="Arial"/>
+      <w:b/>
+      <w:bCs/>
+      <w:color w:val="4EA72E" w:themeColor="accent6"/>
+      <w:lang w:val="en-CA"/>
+    </w:rPr>
+  </w:style>
+  <w:style w:type="character" w:customStyle="1" w:styleId="ListofTablesChar">
+    <w:name w:val="List of Tables Char"/>
+    <w:basedOn w:val="DefaultParagraphFont"/>
+    <w:link w:val="ListofTables"/>
+    <w:rsid w:val="00FE78D7"/>
+    <w:rPr>
+      <w:rFonts w:ascii="Arial" w:hAnsi="Arial" w:cs="Arial"/>
+      <w:b/>
+      <w:bCs/>
+      <w:color w:val="4EA72E" w:themeColor="accent6"/>
+      <w:lang w:val="en-CA"/>
+    </w:rPr>
+  </w:style>
+  <w:style w:type="paragraph" w:styleId="Header">
+    <w:name w:val="header"/>
+    <w:basedOn w:val="Normal"/>
+    <w:link w:val="HeaderChar"/>
+    <w:uiPriority w:val="99"/>
+    <w:rsid w:val="00FE78D7"/>
+    <w:pPr>
+      <w:tabs>
+        <w:tab w:val="center" w:pos="4680"/>
+        <w:tab w:val="right" w:pos="9360"/>
+      </w:tabs>
+      <w:spacing w:after="0"/>
+    </w:pPr>
+  </w:style>
+  <w:style w:type="character" w:customStyle="1" w:styleId="HeaderChar">
+    <w:name w:val="Header Char"/>
+    <w:basedOn w:val="DefaultParagraphFont"/>
+    <w:link w:val="Header"/>
+    <w:uiPriority w:val="99"/>
+    <w:rsid w:val="00FE78D7"/>
+  </w:style>
+  <w:style w:type="paragraph" w:styleId="Footer">
+    <w:name w:val="footer"/>
+    <w:basedOn w:val="Normal"/>
+    <w:link w:val="FooterChar"/>
+    <w:uiPriority w:val="99"/>
+    <w:rsid w:val="00FE78D7"/>
+    <w:pPr>
+      <w:tabs>
+        <w:tab w:val="center" w:pos="4680"/>
+        <w:tab w:val="right" w:pos="9360"/>
+      </w:tabs>
+      <w:spacing w:after="0"/>
+    </w:pPr>
+  </w:style>
+  <w:style w:type="character" w:customStyle="1" w:styleId="FooterChar">
+    <w:name w:val="Footer Char"/>
+    <w:basedOn w:val="DefaultParagraphFont"/>
+    <w:link w:val="Footer"/>
+    <w:uiPriority w:val="99"/>
+    <w:rsid w:val="00FE78D7"/>
+  </w:style>
+  <w:style w:type="table" w:styleId="ListTable4-Accent6">
+    <w:name w:val="List Table 4 Accent 6"/>
+    <w:basedOn w:val="TableNormal"/>
+    <w:uiPriority w:val="49"/>
+    <w:rsid w:val="004B6E4E"/>
+    <w:pPr>
+      <w:spacing w:after="0"/>
+    </w:pPr>
+    <w:tblPr>
+      <w:tblStyleRowBandSize w:val="1"/>
+      <w:tblStyleColBandSize w:val="1"/>
+      <w:tblBorders>
+        <w:top w:val="single" w:sz="4" w:space="0" w:color="8DD873" w:themeColor="accent6" w:themeTint="99"/>
+        <w:left w:val="single" w:sz="4" w:space="0" w:color="8DD873" w:themeColor="accent6" w:themeTint="99"/>
+        <w:bottom w:val="single" w:sz="4" w:space="0" w:color="8DD873" w:themeColor="accent6" w:themeTint="99"/>
+        <w:right w:val="single" w:sz="4" w:space="0" w:color="8DD873" w:themeColor="accent6" w:themeTint="99"/>
+        <w:insideH w:val="single" w:sz="4" w:space="0" w:color="8DD873" w:themeColor="accent6" w:themeTint="99"/>
+      </w:tblBorders>
+    </w:tblPr>
+    <w:tblStylePr w:type="firstRow">
+      <w:rPr>
+        <w:b/>
+        <w:bCs/>
+        <w:color w:val="FFFFFF" w:themeColor="background1"/>
+      </w:rPr>
+      <w:tblPr/>
+      <w:tcPr>
+        <w:tcBorders>
+          <w:top w:val="single" w:sz="4" w:space="0" w:color="4EA72E" w:themeColor="accent6"/>
+          <w:left w:val="single" w:sz="4" w:space="0" w:color="4EA72E" w:themeColor="accent6"/>
+          <w:bottom w:val="single" w:sz="4" w:space="0" w:color="4EA72E" w:themeColor="accent6"/>
+          <w:right w:val="single" w:sz="4" w:space="0" w:color="4EA72E" w:themeColor="accent6"/>
+          <w:insideH w:val="nil"/>
+        </w:tcBorders>
+        <w:shd w:val="clear" w:color="auto" w:fill="4EA72E" w:themeFill="accent6"/>
+      </w:tcPr>
+    </w:tblStylePr>
+    <w:tblStylePr w:type="lastRow">
+      <w:rPr>
+        <w:b/>
+        <w:bCs/>
+      </w:rPr>
+      <w:tblPr/>
+      <w:tcPr>
+        <w:tcBorders>
+          <w:top w:val="double" w:sz="4" w:space="0" w:color="8DD873" w:themeColor="accent6" w:themeTint="99"/>
+        </w:tcBorders>
+      </w:tcPr>
+    </w:tblStylePr>
+    <w:tblStylePr w:type="firstCol">
+      <w:rPr>
+        <w:b/>
+        <w:bCs/>
+      </w:rPr>
+    </w:tblStylePr>
+    <w:tblStylePr w:type="lastCol">
+      <w:rPr>
+        <w:b/>
+        <w:bCs/>
+      </w:rPr>
+    </w:tblStylePr>
+    <w:tblStylePr w:type="band1Vert">
+      <w:tblPr/>
+      <w:tcPr>
+        <w:shd w:val="clear" w:color="auto" w:fill="D9F2D0" w:themeFill="accent6" w:themeFillTint="33"/>
+      </w:tcPr>
+    </w:tblStylePr>
+    <w:tblStylePr w:type="band1Horz">
+      <w:tblPr/>
+      <w:tcPr>
+        <w:shd w:val="clear" w:color="auto" w:fill="D9F2D0" w:themeFill="accent6" w:themeFillTint="33"/>
+      </w:tcPr>
+    </w:tblStylePr>
+  </w:style>
+  <w:style w:type="paragraph" w:customStyle="1" w:styleId="Tablecaption0">
+    <w:name w:val="Table caption"/>
+    <w:basedOn w:val="TableCaption"/>
+    <w:link w:val="TablecaptionChar0"/>
+    <w:qFormat/>
+    <w:rsid w:val="007A31B7"/>
+    <w:rPr>
+      <w:rFonts w:ascii="Arial" w:hAnsi="Arial" w:cs="Arial"/>
+      <w:color w:val="4EA72E" w:themeColor="accent6"/>
+      <w:sz w:val="20"/>
+      <w:szCs w:val="20"/>
+    </w:rPr>
+  </w:style>
+  <w:style w:type="character" w:customStyle="1" w:styleId="TableCaptionChar">
+    <w:name w:val="Table Caption Char"/>
+    <w:basedOn w:val="CaptionChar"/>
+    <w:link w:val="TableCaption"/>
+    <w:rsid w:val="007A31B7"/>
+    <w:rPr>
+      <w:i/>
+    </w:rPr>
+  </w:style>
+  <w:style w:type="character" w:customStyle="1" w:styleId="TablecaptionChar0">
+    <w:name w:val="Table caption Char"/>
+    <w:basedOn w:val="TableCaptionChar"/>
+    <w:link w:val="Tablecaption0"/>
+    <w:rsid w:val="007A31B7"/>
+    <w:rPr>
+      <w:rFonts w:ascii="Arial" w:hAnsi="Arial" w:cs="Arial"/>
+      <w:i/>
+      <w:color w:val="4EA72E" w:themeColor="accent6"/>
+      <w:sz w:val="20"/>
+      <w:szCs w:val="20"/>
+    </w:rPr>
+  </w:style>
+  <w:style w:type="paragraph" w:customStyle="1" w:styleId="LocationTitle">
+    <w:name w:val="Location Title"/>
+    <w:basedOn w:val="Normal"/>
+    <w:link w:val="LocationTitleChar"/>
+    <w:qFormat/>
+    <w:rsid w:val="00D96E42"/>
+    <w:pPr>
+      <w:spacing w:line="276" w:lineRule="auto"/>
+      <w:jc w:val="center"/>
+    </w:pPr>
+    <w:rPr>
+      <w:rFonts w:cs="Arial"/>
+      <w:sz w:val="26"/>
+      <w:szCs w:val="26"/>
+    </w:rPr>
+  </w:style>
+  <w:style w:type="character" w:customStyle="1" w:styleId="LocationTitleChar">
+    <w:name w:val="Location Title Char"/>
+    <w:basedOn w:val="DefaultParagraphFont"/>
+    <w:link w:val="LocationTitle"/>
+    <w:rsid w:val="00D96E42"/>
+    <w:rPr>
+      <w:rFonts w:cs="Arial"/>
+      <w:sz w:val="26"/>
+      <w:szCs w:val="26"/>
+    </w:rPr>
+  </w:style>
+  <w:style w:type="paragraph" w:customStyle="1" w:styleId="ProjectNumberTitle">
+    <w:name w:val="Project Number Title"/>
+    <w:basedOn w:val="Normal"/>
+    <w:link w:val="ProjectNumberTitleChar"/>
+    <w:qFormat/>
+    <w:rsid w:val="00D96E42"/>
+    <w:pPr>
+      <w:spacing w:line="276" w:lineRule="auto"/>
+      <w:jc w:val="center"/>
+    </w:pPr>
+    <w:rPr>
+      <w:rFonts w:eastAsia="Times New Roman" w:cs="Arial"/>
+      <w:b/>
+      <w:sz w:val="26"/>
+      <w:szCs w:val="26"/>
+      <w:lang w:val="en-GB"/>
+    </w:rPr>
+  </w:style>
+  <w:style w:type="character" w:customStyle="1" w:styleId="ProjectNumberTitleChar">
+    <w:name w:val="Project Number Title Char"/>
+    <w:basedOn w:val="DefaultParagraphFont"/>
+    <w:link w:val="ProjectNumberTitle"/>
+    <w:rsid w:val="00D96E42"/>
+    <w:rPr>
+      <w:rFonts w:eastAsia="Times New Roman" w:cs="Arial"/>
+      <w:b/>
+      <w:sz w:val="26"/>
+      <w:szCs w:val="26"/>
+      <w:lang w:val="en-GB"/>
+    </w:rPr>
+  </w:style>
+  <w:style w:type="paragraph" w:customStyle="1" w:styleId="PreparedFor">
+    <w:name w:val="Prepared For:"/>
+    <w:basedOn w:val="Normal"/>
+    <w:link w:val="PreparedForChar"/>
+    <w:qFormat/>
+    <w:rsid w:val="00D96E42"/>
+    <w:pPr>
+      <w:spacing w:line="276" w:lineRule="auto"/>
+      <w:jc w:val="center"/>
+    </w:pPr>
+    <w:rPr>
+      <w:rFonts w:eastAsia="Times New Roman" w:cs="Arial"/>
+      <w:lang w:val="en-GB"/>
+    </w:rPr>
+  </w:style>
+  <w:style w:type="character" w:customStyle="1" w:styleId="PreparedForChar">
+    <w:name w:val="Prepared For: Char"/>
+    <w:basedOn w:val="DefaultParagraphFont"/>
+    <w:link w:val="PreparedFor"/>
+    <w:rsid w:val="00D96E42"/>
+    <w:rPr>
+      <w:rFonts w:eastAsia="Times New Roman" w:cs="Arial"/>
+      <w:lang w:val="en-GB"/>
+    </w:rPr>
+  </w:style>
+  <w:style w:type="paragraph" w:customStyle="1" w:styleId="Clientaddress">
+    <w:name w:val="Client address"/>
+    <w:basedOn w:val="NoSpacing"/>
+    <w:link w:val="ClientaddressChar"/>
+    <w:qFormat/>
+    <w:rsid w:val="00D96E42"/>
+    <w:pPr>
+      <w:spacing w:line="276" w:lineRule="auto"/>
+      <w:jc w:val="center"/>
+    </w:pPr>
+    <w:rPr>
+      <w:rFonts w:ascii="Arial" w:hAnsi="Arial" w:cs="Arial"/>
+      <w:sz w:val="18"/>
+      <w:szCs w:val="20"/>
+      <w:shd w:val="clear" w:color="auto" w:fill="FFFFFF"/>
+    </w:rPr>
+  </w:style>
+  <w:style w:type="character" w:customStyle="1" w:styleId="ClientaddressChar">
+    <w:name w:val="Client address Char"/>
+    <w:basedOn w:val="NoSpacingChar"/>
+    <w:link w:val="Clientaddress"/>
+    <w:rsid w:val="00D96E42"/>
+    <w:rPr>
+      <w:rFonts w:ascii="Arial" w:hAnsi="Arial" w:cs="Arial"/>
+      <w:sz w:val="18"/>
+      <w:szCs w:val="20"/>
+      <w:lang w:eastAsia="en-US"/>
+    </w:rPr>
+  </w:style>
+  <w:style w:type="paragraph" w:customStyle="1" w:styleId="PreparedByTitle">
+    <w:name w:val="Prepared By Title"/>
+    <w:basedOn w:val="Normal"/>
+    <w:link w:val="PreparedByTitleChar"/>
+    <w:qFormat/>
+    <w:rsid w:val="00D96E42"/>
+    <w:pPr>
+      <w:spacing w:line="276" w:lineRule="auto"/>
+      <w:jc w:val="center"/>
+    </w:pPr>
+    <w:rPr>
+      <w:rFonts w:eastAsia="Times New Roman" w:cs="Arial"/>
+      <w:lang w:val="en-GB"/>
+    </w:rPr>
+  </w:style>
+  <w:style w:type="character" w:customStyle="1" w:styleId="PreparedByTitleChar">
+    <w:name w:val="Prepared By Title Char"/>
+    <w:basedOn w:val="DefaultParagraphFont"/>
+    <w:link w:val="PreparedByTitle"/>
+    <w:rsid w:val="00D96E42"/>
+    <w:rPr>
+      <w:rFonts w:eastAsia="Times New Roman" w:cs="Arial"/>
+      <w:lang w:val="en-GB"/>
+    </w:rPr>
+  </w:style>
+  <w:style w:type="paragraph" w:customStyle="1" w:styleId="HeaderSubtitle">
+    <w:name w:val="Header Subtitle"/>
+    <w:basedOn w:val="Header"/>
+    <w:link w:val="HeaderSubtitleChar"/>
+    <w:qFormat/>
+    <w:rsid w:val="00D96E42"/>
+    <w:rPr>
+      <w:rFonts w:cs="Arial"/>
+      <w:color w:val="4EA72E" w:themeColor="accent6"/>
+      <w:sz w:val="18"/>
+      <w:szCs w:val="18"/>
+      <w:lang w:val="en-CA"/>
+    </w:rPr>
+  </w:style>
+  <w:style w:type="character" w:customStyle="1" w:styleId="HeaderSubtitleChar">
+    <w:name w:val="Header Subtitle Char"/>
+    <w:basedOn w:val="HeaderChar"/>
+    <w:link w:val="HeaderSubtitle"/>
+    <w:rsid w:val="00D96E42"/>
+    <w:rPr>
+      <w:rFonts w:cs="Arial"/>
+      <w:color w:val="4EA72E" w:themeColor="accent6"/>
+      <w:sz w:val="18"/>
+      <w:szCs w:val="18"/>
+      <w:lang w:val="en-CA"/>
+    </w:rPr>
+  </w:style>
+  <w:style w:type="paragraph" w:customStyle="1" w:styleId="HeaderLocation">
+    <w:name w:val="Header Location"/>
+    <w:basedOn w:val="Header"/>
+    <w:link w:val="HeaderLocationChar"/>
+    <w:qFormat/>
+    <w:rsid w:val="00D96E42"/>
+    <w:rPr>
+      <w:rFonts w:cs="Arial"/>
+      <w:color w:val="4EA72E" w:themeColor="accent6"/>
+      <w:sz w:val="18"/>
+      <w:szCs w:val="18"/>
+      <w:lang w:val="en-CA"/>
+    </w:rPr>
+  </w:style>
+  <w:style w:type="character" w:customStyle="1" w:styleId="HeaderLocationChar">
+    <w:name w:val="Header Location Char"/>
+    <w:basedOn w:val="HeaderChar"/>
+    <w:link w:val="HeaderLocation"/>
+    <w:rsid w:val="00D96E42"/>
+    <w:rPr>
+      <w:rFonts w:cs="Arial"/>
+      <w:color w:val="4EA72E" w:themeColor="accent6"/>
+      <w:sz w:val="18"/>
+      <w:szCs w:val="18"/>
+      <w:lang w:val="en-CA"/>
+    </w:rPr>
+  </w:style>
+  <w:style w:type="paragraph" w:customStyle="1" w:styleId="HeaderDate">
+    <w:name w:val="Header Date"/>
+    <w:basedOn w:val="Header"/>
+    <w:link w:val="HeaderDateChar"/>
+    <w:qFormat/>
+    <w:rsid w:val="00D96E42"/>
+    <w:rPr>
+      <w:rFonts w:cs="Arial"/>
+      <w:color w:val="4EA72E" w:themeColor="accent6"/>
+      <w:sz w:val="18"/>
+      <w:szCs w:val="18"/>
+      <w:lang w:val="en-CA"/>
+    </w:rPr>
+  </w:style>
+  <w:style w:type="character" w:customStyle="1" w:styleId="HeaderDateChar">
+    <w:name w:val="Header Date Char"/>
+    <w:basedOn w:val="HeaderChar"/>
+    <w:link w:val="HeaderDate"/>
+    <w:rsid w:val="00D96E42"/>
+    <w:rPr>
+      <w:rFonts w:cs="Arial"/>
+      <w:color w:val="4EA72E" w:themeColor="accent6"/>
+      <w:sz w:val="18"/>
+      <w:szCs w:val="18"/>
+      <w:lang w:val="en-CA"/>
     </w:rPr>
   </w:style>
 </w:styles>
@@ -1432,4 +3076,16 @@
     </a:ext>
   </a:extLst>
 </a:theme>
+</file>
+
+<file path=customXml/item1.xml><?xml version="1.0" encoding="utf-8"?>
+<b:Sources xmlns:b="http://schemas.openxmlformats.org/officeDocument/2006/bibliography" xmlns="http://schemas.openxmlformats.org/officeDocument/2006/bibliography" SelectedStyle="\APASixthEditionOfficeOnline.xsl" StyleName="APA" Version="6"/>
+</file>
+
+<file path=customXml/itemProps1.xml><?xml version="1.0" encoding="utf-8"?>
+<ds:datastoreItem xmlns:ds="http://schemas.openxmlformats.org/officeDocument/2006/customXml" ds:itemID="{7E87A4D1-3080-4E4D-AC69-06285214BB75}">
+  <ds:schemaRefs>
+    <ds:schemaRef ds:uri="http://schemas.openxmlformats.org/officeDocument/2006/bibliography"/>
+  </ds:schemaRefs>
+</ds:datastoreItem>
 </file>
--- a/reports/report_style.docx
+++ b/reports/report_style.docx
@@ -2069,21 +2069,36 @@
     <w:unhideWhenUsed/>
     <w:qFormat/>
     <w:tblPr>
+      <w:tblStyleRowBandSize w:val="1"/>
       <w:tblInd w:w="0" w:type="dxa"/>
+      <w:tblBorders>
+        <w:top w:val="single" w:sz="4" w:space="0" w:color="auto"/>
+        <w:bottom w:val="single" w:sz="4" w:space="0" w:color="auto"/>
+        <w:insideH w:val="single" w:sz="4" w:space="0" w:color="auto"/>
+      </w:tblBorders>
       <w:tblCellMar>
-        <w:top w:w="0" w:type="dxa"/>
+        <w:top w:w="20" w:type="dxa"/>
         <w:left w:w="108" w:type="dxa"/>
-        <w:bottom w:w="0" w:type="dxa"/>
+        <w:bottom w:w="20" w:type="dxa"/>
         <w:right w:w="108" w:type="dxa"/>
       </w:tblCellMar>
     </w:tblPr>
     <w:tblStylePr w:type="firstRow">
-      <w:tblPr/>
+      <w:rPr>
+        <w:b/>
+        <w:color w:val="FFFFFF"/>
+      </w:rPr>
       <w:tcPr>
         <w:tcBorders>
-          <w:bottom w:val="single" w:sz="0" w:space="0" w:color="auto"/>
+          <w:bottom w:val="single" w:sz="4" w:space="0" w:color="auto"/>
         </w:tcBorders>
+        <w:shd w:val="clear" w:color="auto" w:fill="4EA72E" w:themeFill="accent6"/>
         <w:vAlign w:val="bottom"/>
+      </w:tcPr>
+    </w:tblStylePr>
+    <w:tblStylePr w:type="band2Horz">
+      <w:tcPr>
+        <w:shd w:val="clear" w:color="auto" w:fill="C6E0B4"/>
       </w:tcPr>
     </w:tblStylePr>
   </w:style>

--- a/reports/report_style.docx
+++ b/reports/report_style.docx
@@ -2793,6 +2793,20 @@
       <w:sz w:val="18"/>
       <w:szCs w:val="18"/>
       <w:lang w:val="en-CA"/>
+    </w:rPr>
+  </w:style>
+  <w:style w:type="paragraph" w:customStyle="1" w:styleId="TableNote">
+    <w:name w:val="Table Note"/>
+    <w:basedOn w:val="Normal"/>
+    <w:qFormat/>
+    <w:pPr>
+      <w:spacing w:before="40" w:after="160"/>
+    </w:pPr>
+    <w:rPr>
+      <w:i/>
+      <w:color w:val="595959"/>
+      <w:sz w:val="16"/>
+      <w:szCs w:val="16"/>
     </w:rPr>
   </w:style>
 </w:styles>
